--- a/Ujian/Lembar Ujian.docx
+++ b/Ujian/Lembar Ujian.docx
@@ -3,19 +3,1064 @@
 <w:document xmlns:wpc="http://schemas.microsoft.com/office/word/2010/wordprocessingCanvas" xmlns:cx="http://schemas.microsoft.com/office/drawing/2014/chartex" xmlns:cx1="http://schemas.microsoft.com/office/drawing/2015/9/8/chartex" xmlns:cx2="http://schemas.microsoft.com/office/drawing/2015/10/21/chartex" xmlns:cx3="http://schemas.microsoft.com/office/drawing/2016/5/9/chartex" xmlns:cx4="http://schemas.microsoft.com/office/drawing/2016/5/10/chartex" xmlns:cx5="http://schemas.microsoft.com/office/drawing/2016/5/11/chartex" xmlns:cx6="http://schemas.microsoft.com/office/drawing/2016/5/12/chartex" xmlns:cx7="http://schemas.microsoft.com/office/drawing/2016/5/13/chartex" xmlns:cx8="http://schemas.microsoft.com/office/drawing/2016/5/14/chartex" xmlns:mc="http://schemas.openxmlformats.org/markup-compatibility/2006" xmlns:aink="http://schemas.microsoft.com/office/drawing/2016/ink" xmlns:am3d="http://schemas.microsoft.com/office/drawing/2017/model3d" xmlns:o="urn:schemas-microsoft-com:office:office" xmlns:oel="http://schemas.microsoft.com/office/2019/extlst" xmlns:r="http://schemas.openxmlformats.org/officeDocument/2006/relationships" xmlns:m="http://schemas.openxmlformats.org/officeDocument/2006/math" xmlns:v="urn:schemas-microsoft-com:vml" xmlns:wp14="http://schemas.microsoft.com/office/word/2010/wordprocessingDrawing" xmlns:wp="http://schemas.openxmlformats.org/drawingml/2006/wordprocessingDrawing" xmlns:w10="urn:schemas-microsoft-com:office:word" xmlns:w="http://schemas.openxmlformats.org/wordprocessingml/2006/main" xmlns:w14="http://schemas.microsoft.com/office/word/2010/wordml" xmlns:w15="http://schemas.microsoft.com/office/word/2012/wordml" xmlns:w16cex="http://schemas.microsoft.com/office/word/2018/wordml/cex" xmlns:w16cid="http://schemas.microsoft.com/office/word/2016/wordml/cid" xmlns:w16="http://schemas.microsoft.com/office/word/2018/wordml" xmlns:w16du="http://schemas.microsoft.com/office/word/2023/wordml/word16du" xmlns:w16sdtdh="http://schemas.microsoft.com/office/word/2020/wordml/sdtdatahash" xmlns:w16sdtfl="http://schemas.microsoft.com/office/word/2024/wordml/sdtformatlock" xmlns:w16se="http://schemas.microsoft.com/office/word/2015/wordml/symex" xmlns:wpg="http://schemas.microsoft.com/office/word/2010/wordprocessingGroup" xmlns:wpi="http://schemas.microsoft.com/office/word/2010/wordprocessingInk" xmlns:wne="http://schemas.microsoft.com/office/word/2006/wordml" xmlns:wps="http://schemas.microsoft.com/office/word/2010/wordprocessingShape" mc:Ignorable="w14 w15 w16se w16cid w16 w16cex w16sdtdh w16sdtfl w16du wp14">
   <w:body>
     <w:p>
+      <w:pPr>
+        <w:jc w:val="center"/>
+        <w:rPr>
+          <w:b/>
+          <w:bCs/>
+        </w:rPr>
+      </w:pPr>
       <w:r>
-        <w:t>Lembar Ujian Bahasa</w:t>
+        <w:rPr>
+          <w:b/>
+          <w:bCs/>
+        </w:rPr>
+        <w:t>LEMBAR UJIAN BAHASA</w:t>
+      </w:r>
+    </w:p>
+    <w:p>
+      <w:pPr>
+        <w:jc w:val="center"/>
+        <w:rPr>
+          <w:b/>
+          <w:bCs/>
+        </w:rPr>
+      </w:pPr>
+    </w:p>
+    <w:p>
+      <w:r>
+        <w:t xml:space="preserve">Penguji: </w:t>
+      </w:r>
+      <w:fldSimple w:instr=" MERGEFIELD Nama_Penguji ">
+        <w:r>
+          <w:rPr>
+            <w:noProof/>
+          </w:rPr>
+          <w:t>Ustadz Zaky</w:t>
+        </w:r>
+      </w:fldSimple>
+    </w:p>
+    <w:tbl>
+      <w:tblPr>
+        <w:tblStyle w:val="GridTable6Colorful-Accent3"/>
+        <w:tblW w:w="5000" w:type="pct"/>
+        <w:tblLook w:val="04A0" w:firstRow="1" w:lastRow="0" w:firstColumn="1" w:lastColumn="0" w:noHBand="0" w:noVBand="1"/>
+      </w:tblPr>
+      <w:tblGrid>
+        <w:gridCol w:w="3253"/>
+        <w:gridCol w:w="569"/>
+        <w:gridCol w:w="569"/>
+        <w:gridCol w:w="570"/>
+        <w:gridCol w:w="570"/>
+        <w:gridCol w:w="570"/>
+        <w:gridCol w:w="570"/>
+        <w:gridCol w:w="570"/>
+        <w:gridCol w:w="570"/>
+        <w:gridCol w:w="570"/>
+        <w:gridCol w:w="581"/>
+        <w:gridCol w:w="1828"/>
+      </w:tblGrid>
+      <w:tr>
+        <w:trPr>
+          <w:cnfStyle w:val="100000000000" w:firstRow="1" w:lastRow="0" w:firstColumn="0" w:lastColumn="0" w:oddVBand="0" w:evenVBand="0" w:oddHBand="0" w:evenHBand="0" w:firstRowFirstColumn="0" w:firstRowLastColumn="0" w:lastRowFirstColumn="0" w:lastRowLastColumn="0"/>
+        </w:trPr>
+        <w:tc>
+          <w:tcPr>
+            <w:cnfStyle w:val="001000000000" w:firstRow="0" w:lastRow="0" w:firstColumn="1" w:lastColumn="0" w:oddVBand="0" w:evenVBand="0" w:oddHBand="0" w:evenHBand="0" w:firstRowFirstColumn="0" w:firstRowLastColumn="0" w:lastRowFirstColumn="0" w:lastRowLastColumn="0"/>
+            <w:tcW w:w="1508" w:type="pct"/>
+          </w:tcPr>
+          <w:p>
+            <w:pPr>
+              <w:jc w:val="center"/>
+            </w:pPr>
+            <w:r>
+              <w:t>Nama</w:t>
+            </w:r>
+          </w:p>
+        </w:tc>
+        <w:tc>
+          <w:tcPr>
+            <w:tcW w:w="2645" w:type="pct"/>
+            <w:gridSpan w:val="10"/>
+          </w:tcPr>
+          <w:p>
+            <w:pPr>
+              <w:jc w:val="center"/>
+              <w:cnfStyle w:val="100000000000" w:firstRow="1" w:lastRow="0" w:firstColumn="0" w:lastColumn="0" w:oddVBand="0" w:evenVBand="0" w:oddHBand="0" w:evenHBand="0" w:firstRowFirstColumn="0" w:firstRowLastColumn="0" w:lastRowFirstColumn="0" w:lastRowLastColumn="0"/>
+            </w:pPr>
+            <w:r>
+              <w:t>Penilaian</w:t>
+            </w:r>
+          </w:p>
+        </w:tc>
+        <w:tc>
+          <w:tcPr>
+            <w:tcW w:w="847" w:type="pct"/>
+          </w:tcPr>
+          <w:p>
+            <w:pPr>
+              <w:jc w:val="center"/>
+              <w:cnfStyle w:val="100000000000" w:firstRow="1" w:lastRow="0" w:firstColumn="0" w:lastColumn="0" w:oddVBand="0" w:evenVBand="0" w:oddHBand="0" w:evenHBand="0" w:firstRowFirstColumn="0" w:firstRowLastColumn="0" w:lastRowFirstColumn="0" w:lastRowLastColumn="0"/>
+            </w:pPr>
+            <w:r>
+              <w:t>Total</w:t>
+            </w:r>
+          </w:p>
+        </w:tc>
+      </w:tr>
+      <w:tr>
+        <w:trPr>
+          <w:cnfStyle w:val="000000100000" w:firstRow="0" w:lastRow="0" w:firstColumn="0" w:lastColumn="0" w:oddVBand="0" w:evenVBand="0" w:oddHBand="1" w:evenHBand="0" w:firstRowFirstColumn="0" w:firstRowLastColumn="0" w:lastRowFirstColumn="0" w:lastRowLastColumn="0"/>
+        </w:trPr>
+        <w:tc>
+          <w:tcPr>
+            <w:cnfStyle w:val="001000000000" w:firstRow="0" w:lastRow="0" w:firstColumn="1" w:lastColumn="0" w:oddVBand="0" w:evenVBand="0" w:oddHBand="0" w:evenHBand="0" w:firstRowFirstColumn="0" w:firstRowLastColumn="0" w:lastRowFirstColumn="0" w:lastRowLastColumn="0"/>
+            <w:tcW w:w="1508" w:type="pct"/>
+          </w:tcPr>
+          <w:p>
+            <w:fldSimple w:instr=" MERGEFIELD Santri_1 ">
+              <w:r>
+                <w:rPr>
+                  <w:noProof/>
+                </w:rPr>
+                <w:t>Nadil Al Fayyadh</w:t>
+              </w:r>
+            </w:fldSimple>
+          </w:p>
+        </w:tc>
+        <w:tc>
+          <w:tcPr>
+            <w:tcW w:w="264" w:type="pct"/>
+          </w:tcPr>
+          <w:p>
+            <w:pPr>
+              <w:cnfStyle w:val="000000100000" w:firstRow="0" w:lastRow="0" w:firstColumn="0" w:lastColumn="0" w:oddVBand="0" w:evenVBand="0" w:oddHBand="1" w:evenHBand="0" w:firstRowFirstColumn="0" w:firstRowLastColumn="0" w:lastRowFirstColumn="0" w:lastRowLastColumn="0"/>
+            </w:pPr>
+          </w:p>
+        </w:tc>
+        <w:tc>
+          <w:tcPr>
+            <w:tcW w:w="264" w:type="pct"/>
+          </w:tcPr>
+          <w:p>
+            <w:pPr>
+              <w:cnfStyle w:val="000000100000" w:firstRow="0" w:lastRow="0" w:firstColumn="0" w:lastColumn="0" w:oddVBand="0" w:evenVBand="0" w:oddHBand="1" w:evenHBand="0" w:firstRowFirstColumn="0" w:firstRowLastColumn="0" w:lastRowFirstColumn="0" w:lastRowLastColumn="0"/>
+            </w:pPr>
+          </w:p>
+        </w:tc>
+        <w:tc>
+          <w:tcPr>
+            <w:tcW w:w="264" w:type="pct"/>
+          </w:tcPr>
+          <w:p>
+            <w:pPr>
+              <w:cnfStyle w:val="000000100000" w:firstRow="0" w:lastRow="0" w:firstColumn="0" w:lastColumn="0" w:oddVBand="0" w:evenVBand="0" w:oddHBand="1" w:evenHBand="0" w:firstRowFirstColumn="0" w:firstRowLastColumn="0" w:lastRowFirstColumn="0" w:lastRowLastColumn="0"/>
+            </w:pPr>
+          </w:p>
+        </w:tc>
+        <w:tc>
+          <w:tcPr>
+            <w:tcW w:w="264" w:type="pct"/>
+          </w:tcPr>
+          <w:p>
+            <w:pPr>
+              <w:cnfStyle w:val="000000100000" w:firstRow="0" w:lastRow="0" w:firstColumn="0" w:lastColumn="0" w:oddVBand="0" w:evenVBand="0" w:oddHBand="1" w:evenHBand="0" w:firstRowFirstColumn="0" w:firstRowLastColumn="0" w:lastRowFirstColumn="0" w:lastRowLastColumn="0"/>
+            </w:pPr>
+          </w:p>
+        </w:tc>
+        <w:tc>
+          <w:tcPr>
+            <w:tcW w:w="264" w:type="pct"/>
+          </w:tcPr>
+          <w:p>
+            <w:pPr>
+              <w:cnfStyle w:val="000000100000" w:firstRow="0" w:lastRow="0" w:firstColumn="0" w:lastColumn="0" w:oddVBand="0" w:evenVBand="0" w:oddHBand="1" w:evenHBand="0" w:firstRowFirstColumn="0" w:firstRowLastColumn="0" w:lastRowFirstColumn="0" w:lastRowLastColumn="0"/>
+            </w:pPr>
+          </w:p>
+        </w:tc>
+        <w:tc>
+          <w:tcPr>
+            <w:tcW w:w="264" w:type="pct"/>
+          </w:tcPr>
+          <w:p>
+            <w:pPr>
+              <w:cnfStyle w:val="000000100000" w:firstRow="0" w:lastRow="0" w:firstColumn="0" w:lastColumn="0" w:oddVBand="0" w:evenVBand="0" w:oddHBand="1" w:evenHBand="0" w:firstRowFirstColumn="0" w:firstRowLastColumn="0" w:lastRowFirstColumn="0" w:lastRowLastColumn="0"/>
+            </w:pPr>
+          </w:p>
+        </w:tc>
+        <w:tc>
+          <w:tcPr>
+            <w:tcW w:w="264" w:type="pct"/>
+          </w:tcPr>
+          <w:p>
+            <w:pPr>
+              <w:cnfStyle w:val="000000100000" w:firstRow="0" w:lastRow="0" w:firstColumn="0" w:lastColumn="0" w:oddVBand="0" w:evenVBand="0" w:oddHBand="1" w:evenHBand="0" w:firstRowFirstColumn="0" w:firstRowLastColumn="0" w:lastRowFirstColumn="0" w:lastRowLastColumn="0"/>
+            </w:pPr>
+          </w:p>
+        </w:tc>
+        <w:tc>
+          <w:tcPr>
+            <w:tcW w:w="264" w:type="pct"/>
+          </w:tcPr>
+          <w:p>
+            <w:pPr>
+              <w:cnfStyle w:val="000000100000" w:firstRow="0" w:lastRow="0" w:firstColumn="0" w:lastColumn="0" w:oddVBand="0" w:evenVBand="0" w:oddHBand="1" w:evenHBand="0" w:firstRowFirstColumn="0" w:firstRowLastColumn="0" w:lastRowFirstColumn="0" w:lastRowLastColumn="0"/>
+            </w:pPr>
+          </w:p>
+        </w:tc>
+        <w:tc>
+          <w:tcPr>
+            <w:tcW w:w="264" w:type="pct"/>
+          </w:tcPr>
+          <w:p>
+            <w:pPr>
+              <w:cnfStyle w:val="000000100000" w:firstRow="0" w:lastRow="0" w:firstColumn="0" w:lastColumn="0" w:oddVBand="0" w:evenVBand="0" w:oddHBand="1" w:evenHBand="0" w:firstRowFirstColumn="0" w:firstRowLastColumn="0" w:lastRowFirstColumn="0" w:lastRowLastColumn="0"/>
+            </w:pPr>
+          </w:p>
+        </w:tc>
+        <w:tc>
+          <w:tcPr>
+            <w:tcW w:w="264" w:type="pct"/>
+          </w:tcPr>
+          <w:p>
+            <w:pPr>
+              <w:cnfStyle w:val="000000100000" w:firstRow="0" w:lastRow="0" w:firstColumn="0" w:lastColumn="0" w:oddVBand="0" w:evenVBand="0" w:oddHBand="1" w:evenHBand="0" w:firstRowFirstColumn="0" w:firstRowLastColumn="0" w:lastRowFirstColumn="0" w:lastRowLastColumn="0"/>
+            </w:pPr>
+          </w:p>
+        </w:tc>
+        <w:tc>
+          <w:tcPr>
+            <w:tcW w:w="847" w:type="pct"/>
+          </w:tcPr>
+          <w:p>
+            <w:pPr>
+              <w:cnfStyle w:val="000000100000" w:firstRow="0" w:lastRow="0" w:firstColumn="0" w:lastColumn="0" w:oddVBand="0" w:evenVBand="0" w:oddHBand="1" w:evenHBand="0" w:firstRowFirstColumn="0" w:firstRowLastColumn="0" w:lastRowFirstColumn="0" w:lastRowLastColumn="0"/>
+            </w:pPr>
+          </w:p>
+        </w:tc>
+      </w:tr>
+      <w:tr>
+        <w:tc>
+          <w:tcPr>
+            <w:cnfStyle w:val="001000000000" w:firstRow="0" w:lastRow="0" w:firstColumn="1" w:lastColumn="0" w:oddVBand="0" w:evenVBand="0" w:oddHBand="0" w:evenHBand="0" w:firstRowFirstColumn="0" w:firstRowLastColumn="0" w:lastRowFirstColumn="0" w:lastRowLastColumn="0"/>
+            <w:tcW w:w="1508" w:type="pct"/>
+          </w:tcPr>
+          <w:p>
+            <w:fldSimple w:instr=" MERGEFIELD Santri_2 ">
+              <w:r>
+                <w:rPr>
+                  <w:noProof/>
+                </w:rPr>
+                <w:t>Wildan Akhram Pratama</w:t>
+              </w:r>
+            </w:fldSimple>
+          </w:p>
+        </w:tc>
+        <w:tc>
+          <w:tcPr>
+            <w:tcW w:w="264" w:type="pct"/>
+          </w:tcPr>
+          <w:p>
+            <w:pPr>
+              <w:cnfStyle w:val="000000000000" w:firstRow="0" w:lastRow="0" w:firstColumn="0" w:lastColumn="0" w:oddVBand="0" w:evenVBand="0" w:oddHBand="0" w:evenHBand="0" w:firstRowFirstColumn="0" w:firstRowLastColumn="0" w:lastRowFirstColumn="0" w:lastRowLastColumn="0"/>
+            </w:pPr>
+          </w:p>
+        </w:tc>
+        <w:tc>
+          <w:tcPr>
+            <w:tcW w:w="264" w:type="pct"/>
+          </w:tcPr>
+          <w:p>
+            <w:pPr>
+              <w:cnfStyle w:val="000000000000" w:firstRow="0" w:lastRow="0" w:firstColumn="0" w:lastColumn="0" w:oddVBand="0" w:evenVBand="0" w:oddHBand="0" w:evenHBand="0" w:firstRowFirstColumn="0" w:firstRowLastColumn="0" w:lastRowFirstColumn="0" w:lastRowLastColumn="0"/>
+            </w:pPr>
+          </w:p>
+        </w:tc>
+        <w:tc>
+          <w:tcPr>
+            <w:tcW w:w="264" w:type="pct"/>
+          </w:tcPr>
+          <w:p>
+            <w:pPr>
+              <w:cnfStyle w:val="000000000000" w:firstRow="0" w:lastRow="0" w:firstColumn="0" w:lastColumn="0" w:oddVBand="0" w:evenVBand="0" w:oddHBand="0" w:evenHBand="0" w:firstRowFirstColumn="0" w:firstRowLastColumn="0" w:lastRowFirstColumn="0" w:lastRowLastColumn="0"/>
+            </w:pPr>
+          </w:p>
+        </w:tc>
+        <w:tc>
+          <w:tcPr>
+            <w:tcW w:w="264" w:type="pct"/>
+          </w:tcPr>
+          <w:p>
+            <w:pPr>
+              <w:cnfStyle w:val="000000000000" w:firstRow="0" w:lastRow="0" w:firstColumn="0" w:lastColumn="0" w:oddVBand="0" w:evenVBand="0" w:oddHBand="0" w:evenHBand="0" w:firstRowFirstColumn="0" w:firstRowLastColumn="0" w:lastRowFirstColumn="0" w:lastRowLastColumn="0"/>
+            </w:pPr>
+          </w:p>
+        </w:tc>
+        <w:tc>
+          <w:tcPr>
+            <w:tcW w:w="264" w:type="pct"/>
+          </w:tcPr>
+          <w:p>
+            <w:pPr>
+              <w:cnfStyle w:val="000000000000" w:firstRow="0" w:lastRow="0" w:firstColumn="0" w:lastColumn="0" w:oddVBand="0" w:evenVBand="0" w:oddHBand="0" w:evenHBand="0" w:firstRowFirstColumn="0" w:firstRowLastColumn="0" w:lastRowFirstColumn="0" w:lastRowLastColumn="0"/>
+            </w:pPr>
+          </w:p>
+        </w:tc>
+        <w:tc>
+          <w:tcPr>
+            <w:tcW w:w="264" w:type="pct"/>
+          </w:tcPr>
+          <w:p>
+            <w:pPr>
+              <w:cnfStyle w:val="000000000000" w:firstRow="0" w:lastRow="0" w:firstColumn="0" w:lastColumn="0" w:oddVBand="0" w:evenVBand="0" w:oddHBand="0" w:evenHBand="0" w:firstRowFirstColumn="0" w:firstRowLastColumn="0" w:lastRowFirstColumn="0" w:lastRowLastColumn="0"/>
+            </w:pPr>
+          </w:p>
+        </w:tc>
+        <w:tc>
+          <w:tcPr>
+            <w:tcW w:w="264" w:type="pct"/>
+          </w:tcPr>
+          <w:p>
+            <w:pPr>
+              <w:cnfStyle w:val="000000000000" w:firstRow="0" w:lastRow="0" w:firstColumn="0" w:lastColumn="0" w:oddVBand="0" w:evenVBand="0" w:oddHBand="0" w:evenHBand="0" w:firstRowFirstColumn="0" w:firstRowLastColumn="0" w:lastRowFirstColumn="0" w:lastRowLastColumn="0"/>
+            </w:pPr>
+          </w:p>
+        </w:tc>
+        <w:tc>
+          <w:tcPr>
+            <w:tcW w:w="264" w:type="pct"/>
+          </w:tcPr>
+          <w:p>
+            <w:pPr>
+              <w:cnfStyle w:val="000000000000" w:firstRow="0" w:lastRow="0" w:firstColumn="0" w:lastColumn="0" w:oddVBand="0" w:evenVBand="0" w:oddHBand="0" w:evenHBand="0" w:firstRowFirstColumn="0" w:firstRowLastColumn="0" w:lastRowFirstColumn="0" w:lastRowLastColumn="0"/>
+            </w:pPr>
+          </w:p>
+        </w:tc>
+        <w:tc>
+          <w:tcPr>
+            <w:tcW w:w="264" w:type="pct"/>
+          </w:tcPr>
+          <w:p>
+            <w:pPr>
+              <w:cnfStyle w:val="000000000000" w:firstRow="0" w:lastRow="0" w:firstColumn="0" w:lastColumn="0" w:oddVBand="0" w:evenVBand="0" w:oddHBand="0" w:evenHBand="0" w:firstRowFirstColumn="0" w:firstRowLastColumn="0" w:lastRowFirstColumn="0" w:lastRowLastColumn="0"/>
+            </w:pPr>
+          </w:p>
+        </w:tc>
+        <w:tc>
+          <w:tcPr>
+            <w:tcW w:w="264" w:type="pct"/>
+          </w:tcPr>
+          <w:p>
+            <w:pPr>
+              <w:cnfStyle w:val="000000000000" w:firstRow="0" w:lastRow="0" w:firstColumn="0" w:lastColumn="0" w:oddVBand="0" w:evenVBand="0" w:oddHBand="0" w:evenHBand="0" w:firstRowFirstColumn="0" w:firstRowLastColumn="0" w:lastRowFirstColumn="0" w:lastRowLastColumn="0"/>
+            </w:pPr>
+          </w:p>
+        </w:tc>
+        <w:tc>
+          <w:tcPr>
+            <w:tcW w:w="847" w:type="pct"/>
+          </w:tcPr>
+          <w:p>
+            <w:pPr>
+              <w:cnfStyle w:val="000000000000" w:firstRow="0" w:lastRow="0" w:firstColumn="0" w:lastColumn="0" w:oddVBand="0" w:evenVBand="0" w:oddHBand="0" w:evenHBand="0" w:firstRowFirstColumn="0" w:firstRowLastColumn="0" w:lastRowFirstColumn="0" w:lastRowLastColumn="0"/>
+            </w:pPr>
+          </w:p>
+        </w:tc>
+      </w:tr>
+      <w:tr>
+        <w:trPr>
+          <w:cnfStyle w:val="000000100000" w:firstRow="0" w:lastRow="0" w:firstColumn="0" w:lastColumn="0" w:oddVBand="0" w:evenVBand="0" w:oddHBand="1" w:evenHBand="0" w:firstRowFirstColumn="0" w:firstRowLastColumn="0" w:lastRowFirstColumn="0" w:lastRowLastColumn="0"/>
+        </w:trPr>
+        <w:tc>
+          <w:tcPr>
+            <w:cnfStyle w:val="001000000000" w:firstRow="0" w:lastRow="0" w:firstColumn="1" w:lastColumn="0" w:oddVBand="0" w:evenVBand="0" w:oddHBand="0" w:evenHBand="0" w:firstRowFirstColumn="0" w:firstRowLastColumn="0" w:lastRowFirstColumn="0" w:lastRowLastColumn="0"/>
+            <w:tcW w:w="1508" w:type="pct"/>
+          </w:tcPr>
+          <w:p>
+            <w:fldSimple w:instr=" MERGEFIELD Santri_3 ">
+              <w:r>
+                <w:rPr>
+                  <w:noProof/>
+                </w:rPr>
+                <w:t>Wildan Habibi Ariyadi</w:t>
+              </w:r>
+            </w:fldSimple>
+          </w:p>
+        </w:tc>
+        <w:tc>
+          <w:tcPr>
+            <w:tcW w:w="264" w:type="pct"/>
+          </w:tcPr>
+          <w:p>
+            <w:pPr>
+              <w:cnfStyle w:val="000000100000" w:firstRow="0" w:lastRow="0" w:firstColumn="0" w:lastColumn="0" w:oddVBand="0" w:evenVBand="0" w:oddHBand="1" w:evenHBand="0" w:firstRowFirstColumn="0" w:firstRowLastColumn="0" w:lastRowFirstColumn="0" w:lastRowLastColumn="0"/>
+            </w:pPr>
+          </w:p>
+        </w:tc>
+        <w:tc>
+          <w:tcPr>
+            <w:tcW w:w="264" w:type="pct"/>
+          </w:tcPr>
+          <w:p>
+            <w:pPr>
+              <w:cnfStyle w:val="000000100000" w:firstRow="0" w:lastRow="0" w:firstColumn="0" w:lastColumn="0" w:oddVBand="0" w:evenVBand="0" w:oddHBand="1" w:evenHBand="0" w:firstRowFirstColumn="0" w:firstRowLastColumn="0" w:lastRowFirstColumn="0" w:lastRowLastColumn="0"/>
+            </w:pPr>
+          </w:p>
+        </w:tc>
+        <w:tc>
+          <w:tcPr>
+            <w:tcW w:w="264" w:type="pct"/>
+          </w:tcPr>
+          <w:p>
+            <w:pPr>
+              <w:cnfStyle w:val="000000100000" w:firstRow="0" w:lastRow="0" w:firstColumn="0" w:lastColumn="0" w:oddVBand="0" w:evenVBand="0" w:oddHBand="1" w:evenHBand="0" w:firstRowFirstColumn="0" w:firstRowLastColumn="0" w:lastRowFirstColumn="0" w:lastRowLastColumn="0"/>
+            </w:pPr>
+          </w:p>
+        </w:tc>
+        <w:tc>
+          <w:tcPr>
+            <w:tcW w:w="264" w:type="pct"/>
+          </w:tcPr>
+          <w:p>
+            <w:pPr>
+              <w:cnfStyle w:val="000000100000" w:firstRow="0" w:lastRow="0" w:firstColumn="0" w:lastColumn="0" w:oddVBand="0" w:evenVBand="0" w:oddHBand="1" w:evenHBand="0" w:firstRowFirstColumn="0" w:firstRowLastColumn="0" w:lastRowFirstColumn="0" w:lastRowLastColumn="0"/>
+            </w:pPr>
+          </w:p>
+        </w:tc>
+        <w:tc>
+          <w:tcPr>
+            <w:tcW w:w="264" w:type="pct"/>
+          </w:tcPr>
+          <w:p>
+            <w:pPr>
+              <w:cnfStyle w:val="000000100000" w:firstRow="0" w:lastRow="0" w:firstColumn="0" w:lastColumn="0" w:oddVBand="0" w:evenVBand="0" w:oddHBand="1" w:evenHBand="0" w:firstRowFirstColumn="0" w:firstRowLastColumn="0" w:lastRowFirstColumn="0" w:lastRowLastColumn="0"/>
+            </w:pPr>
+          </w:p>
+        </w:tc>
+        <w:tc>
+          <w:tcPr>
+            <w:tcW w:w="264" w:type="pct"/>
+          </w:tcPr>
+          <w:p>
+            <w:pPr>
+              <w:cnfStyle w:val="000000100000" w:firstRow="0" w:lastRow="0" w:firstColumn="0" w:lastColumn="0" w:oddVBand="0" w:evenVBand="0" w:oddHBand="1" w:evenHBand="0" w:firstRowFirstColumn="0" w:firstRowLastColumn="0" w:lastRowFirstColumn="0" w:lastRowLastColumn="0"/>
+            </w:pPr>
+          </w:p>
+        </w:tc>
+        <w:tc>
+          <w:tcPr>
+            <w:tcW w:w="264" w:type="pct"/>
+          </w:tcPr>
+          <w:p>
+            <w:pPr>
+              <w:cnfStyle w:val="000000100000" w:firstRow="0" w:lastRow="0" w:firstColumn="0" w:lastColumn="0" w:oddVBand="0" w:evenVBand="0" w:oddHBand="1" w:evenHBand="0" w:firstRowFirstColumn="0" w:firstRowLastColumn="0" w:lastRowFirstColumn="0" w:lastRowLastColumn="0"/>
+            </w:pPr>
+          </w:p>
+        </w:tc>
+        <w:tc>
+          <w:tcPr>
+            <w:tcW w:w="264" w:type="pct"/>
+          </w:tcPr>
+          <w:p>
+            <w:pPr>
+              <w:cnfStyle w:val="000000100000" w:firstRow="0" w:lastRow="0" w:firstColumn="0" w:lastColumn="0" w:oddVBand="0" w:evenVBand="0" w:oddHBand="1" w:evenHBand="0" w:firstRowFirstColumn="0" w:firstRowLastColumn="0" w:lastRowFirstColumn="0" w:lastRowLastColumn="0"/>
+            </w:pPr>
+          </w:p>
+        </w:tc>
+        <w:tc>
+          <w:tcPr>
+            <w:tcW w:w="264" w:type="pct"/>
+          </w:tcPr>
+          <w:p>
+            <w:pPr>
+              <w:cnfStyle w:val="000000100000" w:firstRow="0" w:lastRow="0" w:firstColumn="0" w:lastColumn="0" w:oddVBand="0" w:evenVBand="0" w:oddHBand="1" w:evenHBand="0" w:firstRowFirstColumn="0" w:firstRowLastColumn="0" w:lastRowFirstColumn="0" w:lastRowLastColumn="0"/>
+            </w:pPr>
+          </w:p>
+        </w:tc>
+        <w:tc>
+          <w:tcPr>
+            <w:tcW w:w="264" w:type="pct"/>
+          </w:tcPr>
+          <w:p>
+            <w:pPr>
+              <w:cnfStyle w:val="000000100000" w:firstRow="0" w:lastRow="0" w:firstColumn="0" w:lastColumn="0" w:oddVBand="0" w:evenVBand="0" w:oddHBand="1" w:evenHBand="0" w:firstRowFirstColumn="0" w:firstRowLastColumn="0" w:lastRowFirstColumn="0" w:lastRowLastColumn="0"/>
+            </w:pPr>
+          </w:p>
+        </w:tc>
+        <w:tc>
+          <w:tcPr>
+            <w:tcW w:w="847" w:type="pct"/>
+          </w:tcPr>
+          <w:p>
+            <w:pPr>
+              <w:cnfStyle w:val="000000100000" w:firstRow="0" w:lastRow="0" w:firstColumn="0" w:lastColumn="0" w:oddVBand="0" w:evenVBand="0" w:oddHBand="1" w:evenHBand="0" w:firstRowFirstColumn="0" w:firstRowLastColumn="0" w:lastRowFirstColumn="0" w:lastRowLastColumn="0"/>
+            </w:pPr>
+          </w:p>
+        </w:tc>
+      </w:tr>
+      <w:tr>
+        <w:tc>
+          <w:tcPr>
+            <w:cnfStyle w:val="001000000000" w:firstRow="0" w:lastRow="0" w:firstColumn="1" w:lastColumn="0" w:oddVBand="0" w:evenVBand="0" w:oddHBand="0" w:evenHBand="0" w:firstRowFirstColumn="0" w:firstRowLastColumn="0" w:lastRowFirstColumn="0" w:lastRowLastColumn="0"/>
+            <w:tcW w:w="1508" w:type="pct"/>
+          </w:tcPr>
+          <w:p>
+            <w:fldSimple w:instr=" MERGEFIELD Santri_4 ">
+              <w:r>
+                <w:rPr>
+                  <w:noProof/>
+                </w:rPr>
+                <w:t>Zidane Al Asytar Syakur</w:t>
+              </w:r>
+            </w:fldSimple>
+          </w:p>
+        </w:tc>
+        <w:tc>
+          <w:tcPr>
+            <w:tcW w:w="264" w:type="pct"/>
+          </w:tcPr>
+          <w:p>
+            <w:pPr>
+              <w:cnfStyle w:val="000000000000" w:firstRow="0" w:lastRow="0" w:firstColumn="0" w:lastColumn="0" w:oddVBand="0" w:evenVBand="0" w:oddHBand="0" w:evenHBand="0" w:firstRowFirstColumn="0" w:firstRowLastColumn="0" w:lastRowFirstColumn="0" w:lastRowLastColumn="0"/>
+            </w:pPr>
+          </w:p>
+        </w:tc>
+        <w:tc>
+          <w:tcPr>
+            <w:tcW w:w="264" w:type="pct"/>
+          </w:tcPr>
+          <w:p>
+            <w:pPr>
+              <w:cnfStyle w:val="000000000000" w:firstRow="0" w:lastRow="0" w:firstColumn="0" w:lastColumn="0" w:oddVBand="0" w:evenVBand="0" w:oddHBand="0" w:evenHBand="0" w:firstRowFirstColumn="0" w:firstRowLastColumn="0" w:lastRowFirstColumn="0" w:lastRowLastColumn="0"/>
+            </w:pPr>
+          </w:p>
+        </w:tc>
+        <w:tc>
+          <w:tcPr>
+            <w:tcW w:w="264" w:type="pct"/>
+          </w:tcPr>
+          <w:p>
+            <w:pPr>
+              <w:cnfStyle w:val="000000000000" w:firstRow="0" w:lastRow="0" w:firstColumn="0" w:lastColumn="0" w:oddVBand="0" w:evenVBand="0" w:oddHBand="0" w:evenHBand="0" w:firstRowFirstColumn="0" w:firstRowLastColumn="0" w:lastRowFirstColumn="0" w:lastRowLastColumn="0"/>
+            </w:pPr>
+          </w:p>
+        </w:tc>
+        <w:tc>
+          <w:tcPr>
+            <w:tcW w:w="264" w:type="pct"/>
+          </w:tcPr>
+          <w:p>
+            <w:pPr>
+              <w:cnfStyle w:val="000000000000" w:firstRow="0" w:lastRow="0" w:firstColumn="0" w:lastColumn="0" w:oddVBand="0" w:evenVBand="0" w:oddHBand="0" w:evenHBand="0" w:firstRowFirstColumn="0" w:firstRowLastColumn="0" w:lastRowFirstColumn="0" w:lastRowLastColumn="0"/>
+            </w:pPr>
+          </w:p>
+        </w:tc>
+        <w:tc>
+          <w:tcPr>
+            <w:tcW w:w="264" w:type="pct"/>
+          </w:tcPr>
+          <w:p>
+            <w:pPr>
+              <w:cnfStyle w:val="000000000000" w:firstRow="0" w:lastRow="0" w:firstColumn="0" w:lastColumn="0" w:oddVBand="0" w:evenVBand="0" w:oddHBand="0" w:evenHBand="0" w:firstRowFirstColumn="0" w:firstRowLastColumn="0" w:lastRowFirstColumn="0" w:lastRowLastColumn="0"/>
+            </w:pPr>
+          </w:p>
+        </w:tc>
+        <w:tc>
+          <w:tcPr>
+            <w:tcW w:w="264" w:type="pct"/>
+          </w:tcPr>
+          <w:p>
+            <w:pPr>
+              <w:cnfStyle w:val="000000000000" w:firstRow="0" w:lastRow="0" w:firstColumn="0" w:lastColumn="0" w:oddVBand="0" w:evenVBand="0" w:oddHBand="0" w:evenHBand="0" w:firstRowFirstColumn="0" w:firstRowLastColumn="0" w:lastRowFirstColumn="0" w:lastRowLastColumn="0"/>
+            </w:pPr>
+          </w:p>
+        </w:tc>
+        <w:tc>
+          <w:tcPr>
+            <w:tcW w:w="264" w:type="pct"/>
+          </w:tcPr>
+          <w:p>
+            <w:pPr>
+              <w:cnfStyle w:val="000000000000" w:firstRow="0" w:lastRow="0" w:firstColumn="0" w:lastColumn="0" w:oddVBand="0" w:evenVBand="0" w:oddHBand="0" w:evenHBand="0" w:firstRowFirstColumn="0" w:firstRowLastColumn="0" w:lastRowFirstColumn="0" w:lastRowLastColumn="0"/>
+            </w:pPr>
+          </w:p>
+        </w:tc>
+        <w:tc>
+          <w:tcPr>
+            <w:tcW w:w="264" w:type="pct"/>
+          </w:tcPr>
+          <w:p>
+            <w:pPr>
+              <w:cnfStyle w:val="000000000000" w:firstRow="0" w:lastRow="0" w:firstColumn="0" w:lastColumn="0" w:oddVBand="0" w:evenVBand="0" w:oddHBand="0" w:evenHBand="0" w:firstRowFirstColumn="0" w:firstRowLastColumn="0" w:lastRowFirstColumn="0" w:lastRowLastColumn="0"/>
+            </w:pPr>
+          </w:p>
+        </w:tc>
+        <w:tc>
+          <w:tcPr>
+            <w:tcW w:w="264" w:type="pct"/>
+          </w:tcPr>
+          <w:p>
+            <w:pPr>
+              <w:cnfStyle w:val="000000000000" w:firstRow="0" w:lastRow="0" w:firstColumn="0" w:lastColumn="0" w:oddVBand="0" w:evenVBand="0" w:oddHBand="0" w:evenHBand="0" w:firstRowFirstColumn="0" w:firstRowLastColumn="0" w:lastRowFirstColumn="0" w:lastRowLastColumn="0"/>
+            </w:pPr>
+          </w:p>
+        </w:tc>
+        <w:tc>
+          <w:tcPr>
+            <w:tcW w:w="264" w:type="pct"/>
+          </w:tcPr>
+          <w:p>
+            <w:pPr>
+              <w:cnfStyle w:val="000000000000" w:firstRow="0" w:lastRow="0" w:firstColumn="0" w:lastColumn="0" w:oddVBand="0" w:evenVBand="0" w:oddHBand="0" w:evenHBand="0" w:firstRowFirstColumn="0" w:firstRowLastColumn="0" w:lastRowFirstColumn="0" w:lastRowLastColumn="0"/>
+            </w:pPr>
+          </w:p>
+        </w:tc>
+        <w:tc>
+          <w:tcPr>
+            <w:tcW w:w="847" w:type="pct"/>
+          </w:tcPr>
+          <w:p>
+            <w:pPr>
+              <w:cnfStyle w:val="000000000000" w:firstRow="0" w:lastRow="0" w:firstColumn="0" w:lastColumn="0" w:oddVBand="0" w:evenVBand="0" w:oddHBand="0" w:evenHBand="0" w:firstRowFirstColumn="0" w:firstRowLastColumn="0" w:lastRowFirstColumn="0" w:lastRowLastColumn="0"/>
+            </w:pPr>
+          </w:p>
+        </w:tc>
+      </w:tr>
+      <w:tr>
+        <w:trPr>
+          <w:cnfStyle w:val="000000100000" w:firstRow="0" w:lastRow="0" w:firstColumn="0" w:lastColumn="0" w:oddVBand="0" w:evenVBand="0" w:oddHBand="1" w:evenHBand="0" w:firstRowFirstColumn="0" w:firstRowLastColumn="0" w:lastRowFirstColumn="0" w:lastRowLastColumn="0"/>
+        </w:trPr>
+        <w:tc>
+          <w:tcPr>
+            <w:cnfStyle w:val="001000000000" w:firstRow="0" w:lastRow="0" w:firstColumn="1" w:lastColumn="0" w:oddVBand="0" w:evenVBand="0" w:oddHBand="0" w:evenHBand="0" w:firstRowFirstColumn="0" w:firstRowLastColumn="0" w:lastRowFirstColumn="0" w:lastRowLastColumn="0"/>
+            <w:tcW w:w="1508" w:type="pct"/>
+          </w:tcPr>
+          <w:p>
+            <w:fldSimple w:instr=" MERGEFIELD Santri_5 ">
+              <w:r>
+                <w:rPr>
+                  <w:noProof/>
+                </w:rPr>
+                <w:t>Zufar Lahid Royyan Ashidik</w:t>
+              </w:r>
+            </w:fldSimple>
+          </w:p>
+        </w:tc>
+        <w:tc>
+          <w:tcPr>
+            <w:tcW w:w="264" w:type="pct"/>
+          </w:tcPr>
+          <w:p>
+            <w:pPr>
+              <w:cnfStyle w:val="000000100000" w:firstRow="0" w:lastRow="0" w:firstColumn="0" w:lastColumn="0" w:oddVBand="0" w:evenVBand="0" w:oddHBand="1" w:evenHBand="0" w:firstRowFirstColumn="0" w:firstRowLastColumn="0" w:lastRowFirstColumn="0" w:lastRowLastColumn="0"/>
+            </w:pPr>
+          </w:p>
+        </w:tc>
+        <w:tc>
+          <w:tcPr>
+            <w:tcW w:w="264" w:type="pct"/>
+          </w:tcPr>
+          <w:p>
+            <w:pPr>
+              <w:cnfStyle w:val="000000100000" w:firstRow="0" w:lastRow="0" w:firstColumn="0" w:lastColumn="0" w:oddVBand="0" w:evenVBand="0" w:oddHBand="1" w:evenHBand="0" w:firstRowFirstColumn="0" w:firstRowLastColumn="0" w:lastRowFirstColumn="0" w:lastRowLastColumn="0"/>
+            </w:pPr>
+          </w:p>
+        </w:tc>
+        <w:tc>
+          <w:tcPr>
+            <w:tcW w:w="264" w:type="pct"/>
+          </w:tcPr>
+          <w:p>
+            <w:pPr>
+              <w:cnfStyle w:val="000000100000" w:firstRow="0" w:lastRow="0" w:firstColumn="0" w:lastColumn="0" w:oddVBand="0" w:evenVBand="0" w:oddHBand="1" w:evenHBand="0" w:firstRowFirstColumn="0" w:firstRowLastColumn="0" w:lastRowFirstColumn="0" w:lastRowLastColumn="0"/>
+            </w:pPr>
+          </w:p>
+        </w:tc>
+        <w:tc>
+          <w:tcPr>
+            <w:tcW w:w="264" w:type="pct"/>
+          </w:tcPr>
+          <w:p>
+            <w:pPr>
+              <w:cnfStyle w:val="000000100000" w:firstRow="0" w:lastRow="0" w:firstColumn="0" w:lastColumn="0" w:oddVBand="0" w:evenVBand="0" w:oddHBand="1" w:evenHBand="0" w:firstRowFirstColumn="0" w:firstRowLastColumn="0" w:lastRowFirstColumn="0" w:lastRowLastColumn="0"/>
+            </w:pPr>
+          </w:p>
+        </w:tc>
+        <w:tc>
+          <w:tcPr>
+            <w:tcW w:w="264" w:type="pct"/>
+          </w:tcPr>
+          <w:p>
+            <w:pPr>
+              <w:cnfStyle w:val="000000100000" w:firstRow="0" w:lastRow="0" w:firstColumn="0" w:lastColumn="0" w:oddVBand="0" w:evenVBand="0" w:oddHBand="1" w:evenHBand="0" w:firstRowFirstColumn="0" w:firstRowLastColumn="0" w:lastRowFirstColumn="0" w:lastRowLastColumn="0"/>
+            </w:pPr>
+          </w:p>
+        </w:tc>
+        <w:tc>
+          <w:tcPr>
+            <w:tcW w:w="264" w:type="pct"/>
+          </w:tcPr>
+          <w:p>
+            <w:pPr>
+              <w:cnfStyle w:val="000000100000" w:firstRow="0" w:lastRow="0" w:firstColumn="0" w:lastColumn="0" w:oddVBand="0" w:evenVBand="0" w:oddHBand="1" w:evenHBand="0" w:firstRowFirstColumn="0" w:firstRowLastColumn="0" w:lastRowFirstColumn="0" w:lastRowLastColumn="0"/>
+            </w:pPr>
+          </w:p>
+        </w:tc>
+        <w:tc>
+          <w:tcPr>
+            <w:tcW w:w="264" w:type="pct"/>
+          </w:tcPr>
+          <w:p>
+            <w:pPr>
+              <w:cnfStyle w:val="000000100000" w:firstRow="0" w:lastRow="0" w:firstColumn="0" w:lastColumn="0" w:oddVBand="0" w:evenVBand="0" w:oddHBand="1" w:evenHBand="0" w:firstRowFirstColumn="0" w:firstRowLastColumn="0" w:lastRowFirstColumn="0" w:lastRowLastColumn="0"/>
+            </w:pPr>
+          </w:p>
+        </w:tc>
+        <w:tc>
+          <w:tcPr>
+            <w:tcW w:w="264" w:type="pct"/>
+          </w:tcPr>
+          <w:p>
+            <w:pPr>
+              <w:cnfStyle w:val="000000100000" w:firstRow="0" w:lastRow="0" w:firstColumn="0" w:lastColumn="0" w:oddVBand="0" w:evenVBand="0" w:oddHBand="1" w:evenHBand="0" w:firstRowFirstColumn="0" w:firstRowLastColumn="0" w:lastRowFirstColumn="0" w:lastRowLastColumn="0"/>
+            </w:pPr>
+          </w:p>
+        </w:tc>
+        <w:tc>
+          <w:tcPr>
+            <w:tcW w:w="264" w:type="pct"/>
+          </w:tcPr>
+          <w:p>
+            <w:pPr>
+              <w:cnfStyle w:val="000000100000" w:firstRow="0" w:lastRow="0" w:firstColumn="0" w:lastColumn="0" w:oddVBand="0" w:evenVBand="0" w:oddHBand="1" w:evenHBand="0" w:firstRowFirstColumn="0" w:firstRowLastColumn="0" w:lastRowFirstColumn="0" w:lastRowLastColumn="0"/>
+            </w:pPr>
+          </w:p>
+        </w:tc>
+        <w:tc>
+          <w:tcPr>
+            <w:tcW w:w="264" w:type="pct"/>
+          </w:tcPr>
+          <w:p>
+            <w:pPr>
+              <w:cnfStyle w:val="000000100000" w:firstRow="0" w:lastRow="0" w:firstColumn="0" w:lastColumn="0" w:oddVBand="0" w:evenVBand="0" w:oddHBand="1" w:evenHBand="0" w:firstRowFirstColumn="0" w:firstRowLastColumn="0" w:lastRowFirstColumn="0" w:lastRowLastColumn="0"/>
+            </w:pPr>
+          </w:p>
+        </w:tc>
+        <w:tc>
+          <w:tcPr>
+            <w:tcW w:w="847" w:type="pct"/>
+          </w:tcPr>
+          <w:p>
+            <w:pPr>
+              <w:cnfStyle w:val="000000100000" w:firstRow="0" w:lastRow="0" w:firstColumn="0" w:lastColumn="0" w:oddVBand="0" w:evenVBand="0" w:oddHBand="1" w:evenHBand="0" w:firstRowFirstColumn="0" w:firstRowLastColumn="0" w:lastRowFirstColumn="0" w:lastRowLastColumn="0"/>
+            </w:pPr>
+          </w:p>
+        </w:tc>
+      </w:tr>
+      <w:tr>
+        <w:tc>
+          <w:tcPr>
+            <w:cnfStyle w:val="001000000000" w:firstRow="0" w:lastRow="0" w:firstColumn="1" w:lastColumn="0" w:oddVBand="0" w:evenVBand="0" w:oddHBand="0" w:evenHBand="0" w:firstRowFirstColumn="0" w:firstRowLastColumn="0" w:lastRowFirstColumn="0" w:lastRowLastColumn="0"/>
+            <w:tcW w:w="1508" w:type="pct"/>
+          </w:tcPr>
+          <w:p>
+            <w:fldSimple w:instr=" MERGEFIELD Santri_6 ">
+              <w:r>
+                <w:rPr>
+                  <w:noProof/>
+                </w:rPr>
+                <w:t>Ibrahim Kholil Muttaqin</w:t>
+              </w:r>
+            </w:fldSimple>
+          </w:p>
+        </w:tc>
+        <w:tc>
+          <w:tcPr>
+            <w:tcW w:w="264" w:type="pct"/>
+          </w:tcPr>
+          <w:p>
+            <w:pPr>
+              <w:cnfStyle w:val="000000000000" w:firstRow="0" w:lastRow="0" w:firstColumn="0" w:lastColumn="0" w:oddVBand="0" w:evenVBand="0" w:oddHBand="0" w:evenHBand="0" w:firstRowFirstColumn="0" w:firstRowLastColumn="0" w:lastRowFirstColumn="0" w:lastRowLastColumn="0"/>
+            </w:pPr>
+          </w:p>
+        </w:tc>
+        <w:tc>
+          <w:tcPr>
+            <w:tcW w:w="264" w:type="pct"/>
+          </w:tcPr>
+          <w:p>
+            <w:pPr>
+              <w:cnfStyle w:val="000000000000" w:firstRow="0" w:lastRow="0" w:firstColumn="0" w:lastColumn="0" w:oddVBand="0" w:evenVBand="0" w:oddHBand="0" w:evenHBand="0" w:firstRowFirstColumn="0" w:firstRowLastColumn="0" w:lastRowFirstColumn="0" w:lastRowLastColumn="0"/>
+            </w:pPr>
+          </w:p>
+        </w:tc>
+        <w:tc>
+          <w:tcPr>
+            <w:tcW w:w="264" w:type="pct"/>
+          </w:tcPr>
+          <w:p>
+            <w:pPr>
+              <w:cnfStyle w:val="000000000000" w:firstRow="0" w:lastRow="0" w:firstColumn="0" w:lastColumn="0" w:oddVBand="0" w:evenVBand="0" w:oddHBand="0" w:evenHBand="0" w:firstRowFirstColumn="0" w:firstRowLastColumn="0" w:lastRowFirstColumn="0" w:lastRowLastColumn="0"/>
+            </w:pPr>
+          </w:p>
+        </w:tc>
+        <w:tc>
+          <w:tcPr>
+            <w:tcW w:w="264" w:type="pct"/>
+          </w:tcPr>
+          <w:p>
+            <w:pPr>
+              <w:cnfStyle w:val="000000000000" w:firstRow="0" w:lastRow="0" w:firstColumn="0" w:lastColumn="0" w:oddVBand="0" w:evenVBand="0" w:oddHBand="0" w:evenHBand="0" w:firstRowFirstColumn="0" w:firstRowLastColumn="0" w:lastRowFirstColumn="0" w:lastRowLastColumn="0"/>
+            </w:pPr>
+          </w:p>
+        </w:tc>
+        <w:tc>
+          <w:tcPr>
+            <w:tcW w:w="264" w:type="pct"/>
+          </w:tcPr>
+          <w:p>
+            <w:pPr>
+              <w:cnfStyle w:val="000000000000" w:firstRow="0" w:lastRow="0" w:firstColumn="0" w:lastColumn="0" w:oddVBand="0" w:evenVBand="0" w:oddHBand="0" w:evenHBand="0" w:firstRowFirstColumn="0" w:firstRowLastColumn="0" w:lastRowFirstColumn="0" w:lastRowLastColumn="0"/>
+            </w:pPr>
+          </w:p>
+        </w:tc>
+        <w:tc>
+          <w:tcPr>
+            <w:tcW w:w="264" w:type="pct"/>
+          </w:tcPr>
+          <w:p>
+            <w:pPr>
+              <w:cnfStyle w:val="000000000000" w:firstRow="0" w:lastRow="0" w:firstColumn="0" w:lastColumn="0" w:oddVBand="0" w:evenVBand="0" w:oddHBand="0" w:evenHBand="0" w:firstRowFirstColumn="0" w:firstRowLastColumn="0" w:lastRowFirstColumn="0" w:lastRowLastColumn="0"/>
+            </w:pPr>
+          </w:p>
+        </w:tc>
+        <w:tc>
+          <w:tcPr>
+            <w:tcW w:w="264" w:type="pct"/>
+          </w:tcPr>
+          <w:p>
+            <w:pPr>
+              <w:cnfStyle w:val="000000000000" w:firstRow="0" w:lastRow="0" w:firstColumn="0" w:lastColumn="0" w:oddVBand="0" w:evenVBand="0" w:oddHBand="0" w:evenHBand="0" w:firstRowFirstColumn="0" w:firstRowLastColumn="0" w:lastRowFirstColumn="0" w:lastRowLastColumn="0"/>
+            </w:pPr>
+          </w:p>
+        </w:tc>
+        <w:tc>
+          <w:tcPr>
+            <w:tcW w:w="264" w:type="pct"/>
+          </w:tcPr>
+          <w:p>
+            <w:pPr>
+              <w:cnfStyle w:val="000000000000" w:firstRow="0" w:lastRow="0" w:firstColumn="0" w:lastColumn="0" w:oddVBand="0" w:evenVBand="0" w:oddHBand="0" w:evenHBand="0" w:firstRowFirstColumn="0" w:firstRowLastColumn="0" w:lastRowFirstColumn="0" w:lastRowLastColumn="0"/>
+            </w:pPr>
+          </w:p>
+        </w:tc>
+        <w:tc>
+          <w:tcPr>
+            <w:tcW w:w="264" w:type="pct"/>
+          </w:tcPr>
+          <w:p>
+            <w:pPr>
+              <w:cnfStyle w:val="000000000000" w:firstRow="0" w:lastRow="0" w:firstColumn="0" w:lastColumn="0" w:oddVBand="0" w:evenVBand="0" w:oddHBand="0" w:evenHBand="0" w:firstRowFirstColumn="0" w:firstRowLastColumn="0" w:lastRowFirstColumn="0" w:lastRowLastColumn="0"/>
+            </w:pPr>
+          </w:p>
+        </w:tc>
+        <w:tc>
+          <w:tcPr>
+            <w:tcW w:w="264" w:type="pct"/>
+          </w:tcPr>
+          <w:p>
+            <w:pPr>
+              <w:cnfStyle w:val="000000000000" w:firstRow="0" w:lastRow="0" w:firstColumn="0" w:lastColumn="0" w:oddVBand="0" w:evenVBand="0" w:oddHBand="0" w:evenHBand="0" w:firstRowFirstColumn="0" w:firstRowLastColumn="0" w:lastRowFirstColumn="0" w:lastRowLastColumn="0"/>
+            </w:pPr>
+          </w:p>
+        </w:tc>
+        <w:tc>
+          <w:tcPr>
+            <w:tcW w:w="847" w:type="pct"/>
+          </w:tcPr>
+          <w:p>
+            <w:pPr>
+              <w:cnfStyle w:val="000000000000" w:firstRow="0" w:lastRow="0" w:firstColumn="0" w:lastColumn="0" w:oddVBand="0" w:evenVBand="0" w:oddHBand="0" w:evenHBand="0" w:firstRowFirstColumn="0" w:firstRowLastColumn="0" w:lastRowFirstColumn="0" w:lastRowLastColumn="0"/>
+            </w:pPr>
+          </w:p>
+        </w:tc>
+      </w:tr>
+      <w:tr>
+        <w:trPr>
+          <w:cnfStyle w:val="000000100000" w:firstRow="0" w:lastRow="0" w:firstColumn="0" w:lastColumn="0" w:oddVBand="0" w:evenVBand="0" w:oddHBand="1" w:evenHBand="0" w:firstRowFirstColumn="0" w:firstRowLastColumn="0" w:lastRowFirstColumn="0" w:lastRowLastColumn="0"/>
+        </w:trPr>
+        <w:tc>
+          <w:tcPr>
+            <w:cnfStyle w:val="001000000000" w:firstRow="0" w:lastRow="0" w:firstColumn="1" w:lastColumn="0" w:oddVBand="0" w:evenVBand="0" w:oddHBand="0" w:evenHBand="0" w:firstRowFirstColumn="0" w:firstRowLastColumn="0" w:lastRowFirstColumn="0" w:lastRowLastColumn="0"/>
+            <w:tcW w:w="1508" w:type="pct"/>
+          </w:tcPr>
+          <w:p>
+            <w:fldSimple w:instr=" MERGEFIELD Santri_7 ">
+              <w:r>
+                <w:rPr>
+                  <w:noProof/>
+                </w:rPr>
+                <w:t>Abdullah Umar Al-Hummam</w:t>
+              </w:r>
+            </w:fldSimple>
+          </w:p>
+        </w:tc>
+        <w:tc>
+          <w:tcPr>
+            <w:tcW w:w="264" w:type="pct"/>
+          </w:tcPr>
+          <w:p>
+            <w:pPr>
+              <w:cnfStyle w:val="000000100000" w:firstRow="0" w:lastRow="0" w:firstColumn="0" w:lastColumn="0" w:oddVBand="0" w:evenVBand="0" w:oddHBand="1" w:evenHBand="0" w:firstRowFirstColumn="0" w:firstRowLastColumn="0" w:lastRowFirstColumn="0" w:lastRowLastColumn="0"/>
+            </w:pPr>
+          </w:p>
+        </w:tc>
+        <w:tc>
+          <w:tcPr>
+            <w:tcW w:w="264" w:type="pct"/>
+          </w:tcPr>
+          <w:p>
+            <w:pPr>
+              <w:cnfStyle w:val="000000100000" w:firstRow="0" w:lastRow="0" w:firstColumn="0" w:lastColumn="0" w:oddVBand="0" w:evenVBand="0" w:oddHBand="1" w:evenHBand="0" w:firstRowFirstColumn="0" w:firstRowLastColumn="0" w:lastRowFirstColumn="0" w:lastRowLastColumn="0"/>
+            </w:pPr>
+          </w:p>
+        </w:tc>
+        <w:tc>
+          <w:tcPr>
+            <w:tcW w:w="264" w:type="pct"/>
+          </w:tcPr>
+          <w:p>
+            <w:pPr>
+              <w:cnfStyle w:val="000000100000" w:firstRow="0" w:lastRow="0" w:firstColumn="0" w:lastColumn="0" w:oddVBand="0" w:evenVBand="0" w:oddHBand="1" w:evenHBand="0" w:firstRowFirstColumn="0" w:firstRowLastColumn="0" w:lastRowFirstColumn="0" w:lastRowLastColumn="0"/>
+            </w:pPr>
+          </w:p>
+        </w:tc>
+        <w:tc>
+          <w:tcPr>
+            <w:tcW w:w="264" w:type="pct"/>
+          </w:tcPr>
+          <w:p>
+            <w:pPr>
+              <w:cnfStyle w:val="000000100000" w:firstRow="0" w:lastRow="0" w:firstColumn="0" w:lastColumn="0" w:oddVBand="0" w:evenVBand="0" w:oddHBand="1" w:evenHBand="0" w:firstRowFirstColumn="0" w:firstRowLastColumn="0" w:lastRowFirstColumn="0" w:lastRowLastColumn="0"/>
+            </w:pPr>
+          </w:p>
+        </w:tc>
+        <w:tc>
+          <w:tcPr>
+            <w:tcW w:w="264" w:type="pct"/>
+          </w:tcPr>
+          <w:p>
+            <w:pPr>
+              <w:cnfStyle w:val="000000100000" w:firstRow="0" w:lastRow="0" w:firstColumn="0" w:lastColumn="0" w:oddVBand="0" w:evenVBand="0" w:oddHBand="1" w:evenHBand="0" w:firstRowFirstColumn="0" w:firstRowLastColumn="0" w:lastRowFirstColumn="0" w:lastRowLastColumn="0"/>
+            </w:pPr>
+          </w:p>
+        </w:tc>
+        <w:tc>
+          <w:tcPr>
+            <w:tcW w:w="264" w:type="pct"/>
+          </w:tcPr>
+          <w:p>
+            <w:pPr>
+              <w:cnfStyle w:val="000000100000" w:firstRow="0" w:lastRow="0" w:firstColumn="0" w:lastColumn="0" w:oddVBand="0" w:evenVBand="0" w:oddHBand="1" w:evenHBand="0" w:firstRowFirstColumn="0" w:firstRowLastColumn="0" w:lastRowFirstColumn="0" w:lastRowLastColumn="0"/>
+            </w:pPr>
+          </w:p>
+        </w:tc>
+        <w:tc>
+          <w:tcPr>
+            <w:tcW w:w="264" w:type="pct"/>
+          </w:tcPr>
+          <w:p>
+            <w:pPr>
+              <w:cnfStyle w:val="000000100000" w:firstRow="0" w:lastRow="0" w:firstColumn="0" w:lastColumn="0" w:oddVBand="0" w:evenVBand="0" w:oddHBand="1" w:evenHBand="0" w:firstRowFirstColumn="0" w:firstRowLastColumn="0" w:lastRowFirstColumn="0" w:lastRowLastColumn="0"/>
+            </w:pPr>
+          </w:p>
+        </w:tc>
+        <w:tc>
+          <w:tcPr>
+            <w:tcW w:w="264" w:type="pct"/>
+          </w:tcPr>
+          <w:p>
+            <w:pPr>
+              <w:cnfStyle w:val="000000100000" w:firstRow="0" w:lastRow="0" w:firstColumn="0" w:lastColumn="0" w:oddVBand="0" w:evenVBand="0" w:oddHBand="1" w:evenHBand="0" w:firstRowFirstColumn="0" w:firstRowLastColumn="0" w:lastRowFirstColumn="0" w:lastRowLastColumn="0"/>
+            </w:pPr>
+          </w:p>
+        </w:tc>
+        <w:tc>
+          <w:tcPr>
+            <w:tcW w:w="264" w:type="pct"/>
+          </w:tcPr>
+          <w:p>
+            <w:pPr>
+              <w:cnfStyle w:val="000000100000" w:firstRow="0" w:lastRow="0" w:firstColumn="0" w:lastColumn="0" w:oddVBand="0" w:evenVBand="0" w:oddHBand="1" w:evenHBand="0" w:firstRowFirstColumn="0" w:firstRowLastColumn="0" w:lastRowFirstColumn="0" w:lastRowLastColumn="0"/>
+            </w:pPr>
+          </w:p>
+        </w:tc>
+        <w:tc>
+          <w:tcPr>
+            <w:tcW w:w="264" w:type="pct"/>
+          </w:tcPr>
+          <w:p>
+            <w:pPr>
+              <w:cnfStyle w:val="000000100000" w:firstRow="0" w:lastRow="0" w:firstColumn="0" w:lastColumn="0" w:oddVBand="0" w:evenVBand="0" w:oddHBand="1" w:evenHBand="0" w:firstRowFirstColumn="0" w:firstRowLastColumn="0" w:lastRowFirstColumn="0" w:lastRowLastColumn="0"/>
+            </w:pPr>
+          </w:p>
+        </w:tc>
+        <w:tc>
+          <w:tcPr>
+            <w:tcW w:w="847" w:type="pct"/>
+          </w:tcPr>
+          <w:p>
+            <w:pPr>
+              <w:cnfStyle w:val="000000100000" w:firstRow="0" w:lastRow="0" w:firstColumn="0" w:lastColumn="0" w:oddVBand="0" w:evenVBand="0" w:oddHBand="1" w:evenHBand="0" w:firstRowFirstColumn="0" w:firstRowLastColumn="0" w:lastRowFirstColumn="0" w:lastRowLastColumn="0"/>
+            </w:pPr>
+          </w:p>
+        </w:tc>
+      </w:tr>
+    </w:tbl>
+    <w:p/>
+    <w:p>
+      <w:pPr>
+        <w:rPr>
+          <w:b/>
+          <w:bCs/>
+        </w:rPr>
+      </w:pPr>
+      <w:r>
+        <w:t xml:space="preserve">Website soal ujian: </w:t>
+      </w:r>
+      <w:r>
+        <w:rPr>
+          <w:b/>
+          <w:bCs/>
+        </w:rPr>
+        <w:t>kosakata-masjid.surge.sh</w:t>
       </w:r>
     </w:p>
     <w:p>
       <w:r>
-        <w:t>Penguji : [namaPenguji]</w:t>
+        <w:t xml:space="preserve">Beri ceklis pada kolom penilaian dan total jawaban yang benar di kolom total (Contoh: </w:t>
+      </w:r>
+      <w:r>
+        <w:t>“</w:t>
+      </w:r>
+      <w:r>
+        <w:t>10</w:t>
+      </w:r>
+      <w:r>
+        <w:t>”</w:t>
+      </w:r>
+      <w:r>
+        <w:t xml:space="preserve"> jika benar semua)</w:t>
       </w:r>
     </w:p>
-    <w:p/>
+    <w:p>
+      <w:r>
+        <w:t>Setelah selesai ujian, mohon kabari Koordinator Bahasa</w:t>
+      </w:r>
+    </w:p>
     <w:sectPr>
       <w:pgSz w:w="12240" w:h="15840"/>
-      <w:pgMar w:top="1440" w:right="1440" w:bottom="1440" w:left="1440" w:header="720" w:footer="720" w:gutter="0"/>
+      <w:pgMar w:top="720" w:right="720" w:bottom="720" w:left="720" w:header="720" w:footer="720" w:gutter="0"/>
       <w:cols w:space="720"/>
       <w:docGrid w:linePitch="360"/>
     </w:sectPr>
@@ -940,6 +1985,583 @@
       <w:spacing w:val="5"/>
     </w:rPr>
   </w:style>
+  <w:style w:type="table" w:styleId="TableGrid">
+    <w:name w:val="Table Grid"/>
+    <w:basedOn w:val="TableNormal"/>
+    <w:uiPriority w:val="39"/>
+    <w:rsid w:val="00E737FC"/>
+    <w:pPr>
+      <w:spacing w:after="0" w:line="240" w:lineRule="auto"/>
+    </w:pPr>
+    <w:tblPr>
+      <w:tblBorders>
+        <w:top w:val="single" w:sz="4" w:space="0" w:color="auto"/>
+        <w:left w:val="single" w:sz="4" w:space="0" w:color="auto"/>
+        <w:bottom w:val="single" w:sz="4" w:space="0" w:color="auto"/>
+        <w:right w:val="single" w:sz="4" w:space="0" w:color="auto"/>
+        <w:insideH w:val="single" w:sz="4" w:space="0" w:color="auto"/>
+        <w:insideV w:val="single" w:sz="4" w:space="0" w:color="auto"/>
+      </w:tblBorders>
+    </w:tblPr>
+  </w:style>
+  <w:style w:type="table" w:styleId="ListTable4">
+    <w:name w:val="List Table 4"/>
+    <w:basedOn w:val="TableNormal"/>
+    <w:uiPriority w:val="49"/>
+    <w:rsid w:val="009C25D8"/>
+    <w:pPr>
+      <w:spacing w:after="0" w:line="240" w:lineRule="auto"/>
+    </w:pPr>
+    <w:tblPr>
+      <w:tblStyleRowBandSize w:val="1"/>
+      <w:tblStyleColBandSize w:val="1"/>
+      <w:tblBorders>
+        <w:top w:val="single" w:sz="4" w:space="0" w:color="666666" w:themeColor="text1" w:themeTint="99"/>
+        <w:left w:val="single" w:sz="4" w:space="0" w:color="666666" w:themeColor="text1" w:themeTint="99"/>
+        <w:bottom w:val="single" w:sz="4" w:space="0" w:color="666666" w:themeColor="text1" w:themeTint="99"/>
+        <w:right w:val="single" w:sz="4" w:space="0" w:color="666666" w:themeColor="text1" w:themeTint="99"/>
+        <w:insideH w:val="single" w:sz="4" w:space="0" w:color="666666" w:themeColor="text1" w:themeTint="99"/>
+      </w:tblBorders>
+    </w:tblPr>
+    <w:tblStylePr w:type="firstRow">
+      <w:rPr>
+        <w:b/>
+        <w:bCs/>
+        <w:color w:val="FFFFFF" w:themeColor="background1"/>
+      </w:rPr>
+      <w:tblPr/>
+      <w:tcPr>
+        <w:tcBorders>
+          <w:top w:val="single" w:sz="4" w:space="0" w:color="000000" w:themeColor="text1"/>
+          <w:left w:val="single" w:sz="4" w:space="0" w:color="000000" w:themeColor="text1"/>
+          <w:bottom w:val="single" w:sz="4" w:space="0" w:color="000000" w:themeColor="text1"/>
+          <w:right w:val="single" w:sz="4" w:space="0" w:color="000000" w:themeColor="text1"/>
+          <w:insideH w:val="nil"/>
+        </w:tcBorders>
+        <w:shd w:val="clear" w:color="auto" w:fill="000000" w:themeFill="text1"/>
+      </w:tcPr>
+    </w:tblStylePr>
+    <w:tblStylePr w:type="lastRow">
+      <w:rPr>
+        <w:b/>
+        <w:bCs/>
+      </w:rPr>
+      <w:tblPr/>
+      <w:tcPr>
+        <w:tcBorders>
+          <w:top w:val="double" w:sz="4" w:space="0" w:color="666666" w:themeColor="text1" w:themeTint="99"/>
+        </w:tcBorders>
+      </w:tcPr>
+    </w:tblStylePr>
+    <w:tblStylePr w:type="firstCol">
+      <w:rPr>
+        <w:b/>
+        <w:bCs/>
+      </w:rPr>
+    </w:tblStylePr>
+    <w:tblStylePr w:type="lastCol">
+      <w:rPr>
+        <w:b/>
+        <w:bCs/>
+      </w:rPr>
+    </w:tblStylePr>
+    <w:tblStylePr w:type="band1Vert">
+      <w:tblPr/>
+      <w:tcPr>
+        <w:shd w:val="clear" w:color="auto" w:fill="CCCCCC" w:themeFill="text1" w:themeFillTint="33"/>
+      </w:tcPr>
+    </w:tblStylePr>
+    <w:tblStylePr w:type="band1Horz">
+      <w:tblPr/>
+      <w:tcPr>
+        <w:shd w:val="clear" w:color="auto" w:fill="CCCCCC" w:themeFill="text1" w:themeFillTint="33"/>
+      </w:tcPr>
+    </w:tblStylePr>
+  </w:style>
+  <w:style w:type="table" w:styleId="ListTable3">
+    <w:name w:val="List Table 3"/>
+    <w:basedOn w:val="TableNormal"/>
+    <w:uiPriority w:val="48"/>
+    <w:rsid w:val="009C25D8"/>
+    <w:pPr>
+      <w:spacing w:after="0" w:line="240" w:lineRule="auto"/>
+    </w:pPr>
+    <w:tblPr>
+      <w:tblStyleRowBandSize w:val="1"/>
+      <w:tblStyleColBandSize w:val="1"/>
+      <w:tblBorders>
+        <w:top w:val="single" w:sz="4" w:space="0" w:color="000000" w:themeColor="text1"/>
+        <w:left w:val="single" w:sz="4" w:space="0" w:color="000000" w:themeColor="text1"/>
+        <w:bottom w:val="single" w:sz="4" w:space="0" w:color="000000" w:themeColor="text1"/>
+        <w:right w:val="single" w:sz="4" w:space="0" w:color="000000" w:themeColor="text1"/>
+      </w:tblBorders>
+    </w:tblPr>
+    <w:tblStylePr w:type="firstRow">
+      <w:rPr>
+        <w:b/>
+        <w:bCs/>
+        <w:color w:val="FFFFFF" w:themeColor="background1"/>
+      </w:rPr>
+      <w:tblPr/>
+      <w:tcPr>
+        <w:shd w:val="clear" w:color="auto" w:fill="000000" w:themeFill="text1"/>
+      </w:tcPr>
+    </w:tblStylePr>
+    <w:tblStylePr w:type="lastRow">
+      <w:rPr>
+        <w:b/>
+        <w:bCs/>
+      </w:rPr>
+      <w:tblPr/>
+      <w:tcPr>
+        <w:tcBorders>
+          <w:top w:val="double" w:sz="4" w:space="0" w:color="000000" w:themeColor="text1"/>
+        </w:tcBorders>
+        <w:shd w:val="clear" w:color="auto" w:fill="FFFFFF" w:themeFill="background1"/>
+      </w:tcPr>
+    </w:tblStylePr>
+    <w:tblStylePr w:type="firstCol">
+      <w:rPr>
+        <w:b/>
+        <w:bCs/>
+      </w:rPr>
+      <w:tblPr/>
+      <w:tcPr>
+        <w:tcBorders>
+          <w:right w:val="nil"/>
+        </w:tcBorders>
+        <w:shd w:val="clear" w:color="auto" w:fill="FFFFFF" w:themeFill="background1"/>
+      </w:tcPr>
+    </w:tblStylePr>
+    <w:tblStylePr w:type="lastCol">
+      <w:rPr>
+        <w:b/>
+        <w:bCs/>
+      </w:rPr>
+      <w:tblPr/>
+      <w:tcPr>
+        <w:tcBorders>
+          <w:left w:val="nil"/>
+        </w:tcBorders>
+        <w:shd w:val="clear" w:color="auto" w:fill="FFFFFF" w:themeFill="background1"/>
+      </w:tcPr>
+    </w:tblStylePr>
+    <w:tblStylePr w:type="band1Vert">
+      <w:tblPr/>
+      <w:tcPr>
+        <w:tcBorders>
+          <w:left w:val="single" w:sz="4" w:space="0" w:color="000000" w:themeColor="text1"/>
+          <w:right w:val="single" w:sz="4" w:space="0" w:color="000000" w:themeColor="text1"/>
+        </w:tcBorders>
+      </w:tcPr>
+    </w:tblStylePr>
+    <w:tblStylePr w:type="band1Horz">
+      <w:tblPr/>
+      <w:tcPr>
+        <w:tcBorders>
+          <w:top w:val="single" w:sz="4" w:space="0" w:color="000000" w:themeColor="text1"/>
+          <w:bottom w:val="single" w:sz="4" w:space="0" w:color="000000" w:themeColor="text1"/>
+          <w:insideH w:val="nil"/>
+        </w:tcBorders>
+      </w:tcPr>
+    </w:tblStylePr>
+    <w:tblStylePr w:type="neCell">
+      <w:tblPr/>
+      <w:tcPr>
+        <w:tcBorders>
+          <w:left w:val="nil"/>
+          <w:bottom w:val="nil"/>
+        </w:tcBorders>
+      </w:tcPr>
+    </w:tblStylePr>
+    <w:tblStylePr w:type="nwCell">
+      <w:tblPr/>
+      <w:tcPr>
+        <w:tcBorders>
+          <w:bottom w:val="nil"/>
+          <w:right w:val="nil"/>
+        </w:tcBorders>
+      </w:tcPr>
+    </w:tblStylePr>
+    <w:tblStylePr w:type="seCell">
+      <w:tblPr/>
+      <w:tcPr>
+        <w:tcBorders>
+          <w:top w:val="double" w:sz="4" w:space="0" w:color="000000" w:themeColor="text1"/>
+          <w:left w:val="nil"/>
+        </w:tcBorders>
+      </w:tcPr>
+    </w:tblStylePr>
+    <w:tblStylePr w:type="swCell">
+      <w:tblPr/>
+      <w:tcPr>
+        <w:tcBorders>
+          <w:top w:val="double" w:sz="4" w:space="0" w:color="000000" w:themeColor="text1"/>
+          <w:right w:val="nil"/>
+        </w:tcBorders>
+      </w:tcPr>
+    </w:tblStylePr>
+  </w:style>
+  <w:style w:type="table" w:styleId="GridTable6Colorful">
+    <w:name w:val="Grid Table 6 Colorful"/>
+    <w:basedOn w:val="TableNormal"/>
+    <w:uiPriority w:val="51"/>
+    <w:rsid w:val="009C25D8"/>
+    <w:pPr>
+      <w:spacing w:after="0" w:line="240" w:lineRule="auto"/>
+    </w:pPr>
+    <w:rPr>
+      <w:color w:val="000000" w:themeColor="text1"/>
+    </w:rPr>
+    <w:tblPr>
+      <w:tblStyleRowBandSize w:val="1"/>
+      <w:tblStyleColBandSize w:val="1"/>
+      <w:tblBorders>
+        <w:top w:val="single" w:sz="4" w:space="0" w:color="666666" w:themeColor="text1" w:themeTint="99"/>
+        <w:left w:val="single" w:sz="4" w:space="0" w:color="666666" w:themeColor="text1" w:themeTint="99"/>
+        <w:bottom w:val="single" w:sz="4" w:space="0" w:color="666666" w:themeColor="text1" w:themeTint="99"/>
+        <w:right w:val="single" w:sz="4" w:space="0" w:color="666666" w:themeColor="text1" w:themeTint="99"/>
+        <w:insideH w:val="single" w:sz="4" w:space="0" w:color="666666" w:themeColor="text1" w:themeTint="99"/>
+        <w:insideV w:val="single" w:sz="4" w:space="0" w:color="666666" w:themeColor="text1" w:themeTint="99"/>
+      </w:tblBorders>
+    </w:tblPr>
+    <w:tblStylePr w:type="firstRow">
+      <w:rPr>
+        <w:b/>
+        <w:bCs/>
+      </w:rPr>
+      <w:tblPr/>
+      <w:tcPr>
+        <w:tcBorders>
+          <w:bottom w:val="single" w:sz="12" w:space="0" w:color="666666" w:themeColor="text1" w:themeTint="99"/>
+        </w:tcBorders>
+      </w:tcPr>
+    </w:tblStylePr>
+    <w:tblStylePr w:type="lastRow">
+      <w:rPr>
+        <w:b/>
+        <w:bCs/>
+      </w:rPr>
+      <w:tblPr/>
+      <w:tcPr>
+        <w:tcBorders>
+          <w:top w:val="double" w:sz="4" w:space="0" w:color="666666" w:themeColor="text1" w:themeTint="99"/>
+        </w:tcBorders>
+      </w:tcPr>
+    </w:tblStylePr>
+    <w:tblStylePr w:type="firstCol">
+      <w:rPr>
+        <w:b/>
+        <w:bCs/>
+      </w:rPr>
+    </w:tblStylePr>
+    <w:tblStylePr w:type="lastCol">
+      <w:rPr>
+        <w:b/>
+        <w:bCs/>
+      </w:rPr>
+    </w:tblStylePr>
+    <w:tblStylePr w:type="band1Vert">
+      <w:tblPr/>
+      <w:tcPr>
+        <w:shd w:val="clear" w:color="auto" w:fill="CCCCCC" w:themeFill="text1" w:themeFillTint="33"/>
+      </w:tcPr>
+    </w:tblStylePr>
+    <w:tblStylePr w:type="band1Horz">
+      <w:tblPr/>
+      <w:tcPr>
+        <w:shd w:val="clear" w:color="auto" w:fill="CCCCCC" w:themeFill="text1" w:themeFillTint="33"/>
+      </w:tcPr>
+    </w:tblStylePr>
+  </w:style>
+  <w:style w:type="table" w:styleId="GridTable6Colorful-Accent1">
+    <w:name w:val="Grid Table 6 Colorful Accent 1"/>
+    <w:basedOn w:val="TableNormal"/>
+    <w:uiPriority w:val="51"/>
+    <w:rsid w:val="00B751BB"/>
+    <w:pPr>
+      <w:spacing w:after="0" w:line="240" w:lineRule="auto"/>
+    </w:pPr>
+    <w:rPr>
+      <w:color w:val="0F4761" w:themeColor="accent1" w:themeShade="BF"/>
+    </w:rPr>
+    <w:tblPr>
+      <w:tblStyleRowBandSize w:val="1"/>
+      <w:tblStyleColBandSize w:val="1"/>
+      <w:tblBorders>
+        <w:top w:val="single" w:sz="4" w:space="0" w:color="45B0E1" w:themeColor="accent1" w:themeTint="99"/>
+        <w:left w:val="single" w:sz="4" w:space="0" w:color="45B0E1" w:themeColor="accent1" w:themeTint="99"/>
+        <w:bottom w:val="single" w:sz="4" w:space="0" w:color="45B0E1" w:themeColor="accent1" w:themeTint="99"/>
+        <w:right w:val="single" w:sz="4" w:space="0" w:color="45B0E1" w:themeColor="accent1" w:themeTint="99"/>
+        <w:insideH w:val="single" w:sz="4" w:space="0" w:color="45B0E1" w:themeColor="accent1" w:themeTint="99"/>
+        <w:insideV w:val="single" w:sz="4" w:space="0" w:color="45B0E1" w:themeColor="accent1" w:themeTint="99"/>
+      </w:tblBorders>
+    </w:tblPr>
+    <w:tblStylePr w:type="firstRow">
+      <w:rPr>
+        <w:b/>
+        <w:bCs/>
+      </w:rPr>
+      <w:tblPr/>
+      <w:tcPr>
+        <w:tcBorders>
+          <w:bottom w:val="single" w:sz="12" w:space="0" w:color="45B0E1" w:themeColor="accent1" w:themeTint="99"/>
+        </w:tcBorders>
+      </w:tcPr>
+    </w:tblStylePr>
+    <w:tblStylePr w:type="lastRow">
+      <w:rPr>
+        <w:b/>
+        <w:bCs/>
+      </w:rPr>
+      <w:tblPr/>
+      <w:tcPr>
+        <w:tcBorders>
+          <w:top w:val="double" w:sz="4" w:space="0" w:color="45B0E1" w:themeColor="accent1" w:themeTint="99"/>
+        </w:tcBorders>
+      </w:tcPr>
+    </w:tblStylePr>
+    <w:tblStylePr w:type="firstCol">
+      <w:rPr>
+        <w:b/>
+        <w:bCs/>
+      </w:rPr>
+    </w:tblStylePr>
+    <w:tblStylePr w:type="lastCol">
+      <w:rPr>
+        <w:b/>
+        <w:bCs/>
+      </w:rPr>
+    </w:tblStylePr>
+    <w:tblStylePr w:type="band1Vert">
+      <w:tblPr/>
+      <w:tcPr>
+        <w:shd w:val="clear" w:color="auto" w:fill="C1E4F5" w:themeFill="accent1" w:themeFillTint="33"/>
+      </w:tcPr>
+    </w:tblStylePr>
+    <w:tblStylePr w:type="band1Horz">
+      <w:tblPr/>
+      <w:tcPr>
+        <w:shd w:val="clear" w:color="auto" w:fill="C1E4F5" w:themeFill="accent1" w:themeFillTint="33"/>
+      </w:tcPr>
+    </w:tblStylePr>
+  </w:style>
+  <w:style w:type="table" w:styleId="GridTable6Colorful-Accent5">
+    <w:name w:val="Grid Table 6 Colorful Accent 5"/>
+    <w:basedOn w:val="TableNormal"/>
+    <w:uiPriority w:val="51"/>
+    <w:rsid w:val="00B751BB"/>
+    <w:pPr>
+      <w:spacing w:after="0" w:line="240" w:lineRule="auto"/>
+    </w:pPr>
+    <w:rPr>
+      <w:color w:val="77206D" w:themeColor="accent5" w:themeShade="BF"/>
+    </w:rPr>
+    <w:tblPr>
+      <w:tblStyleRowBandSize w:val="1"/>
+      <w:tblStyleColBandSize w:val="1"/>
+      <w:tblBorders>
+        <w:top w:val="single" w:sz="4" w:space="0" w:color="D86DCB" w:themeColor="accent5" w:themeTint="99"/>
+        <w:left w:val="single" w:sz="4" w:space="0" w:color="D86DCB" w:themeColor="accent5" w:themeTint="99"/>
+        <w:bottom w:val="single" w:sz="4" w:space="0" w:color="D86DCB" w:themeColor="accent5" w:themeTint="99"/>
+        <w:right w:val="single" w:sz="4" w:space="0" w:color="D86DCB" w:themeColor="accent5" w:themeTint="99"/>
+        <w:insideH w:val="single" w:sz="4" w:space="0" w:color="D86DCB" w:themeColor="accent5" w:themeTint="99"/>
+        <w:insideV w:val="single" w:sz="4" w:space="0" w:color="D86DCB" w:themeColor="accent5" w:themeTint="99"/>
+      </w:tblBorders>
+    </w:tblPr>
+    <w:tblStylePr w:type="firstRow">
+      <w:rPr>
+        <w:b/>
+        <w:bCs/>
+      </w:rPr>
+      <w:tblPr/>
+      <w:tcPr>
+        <w:tcBorders>
+          <w:bottom w:val="single" w:sz="12" w:space="0" w:color="D86DCB" w:themeColor="accent5" w:themeTint="99"/>
+        </w:tcBorders>
+      </w:tcPr>
+    </w:tblStylePr>
+    <w:tblStylePr w:type="lastRow">
+      <w:rPr>
+        <w:b/>
+        <w:bCs/>
+      </w:rPr>
+      <w:tblPr/>
+      <w:tcPr>
+        <w:tcBorders>
+          <w:top w:val="double" w:sz="4" w:space="0" w:color="D86DCB" w:themeColor="accent5" w:themeTint="99"/>
+        </w:tcBorders>
+      </w:tcPr>
+    </w:tblStylePr>
+    <w:tblStylePr w:type="firstCol">
+      <w:rPr>
+        <w:b/>
+        <w:bCs/>
+      </w:rPr>
+    </w:tblStylePr>
+    <w:tblStylePr w:type="lastCol">
+      <w:rPr>
+        <w:b/>
+        <w:bCs/>
+      </w:rPr>
+    </w:tblStylePr>
+    <w:tblStylePr w:type="band1Vert">
+      <w:tblPr/>
+      <w:tcPr>
+        <w:shd w:val="clear" w:color="auto" w:fill="F2CEED" w:themeFill="accent5" w:themeFillTint="33"/>
+      </w:tcPr>
+    </w:tblStylePr>
+    <w:tblStylePr w:type="band1Horz">
+      <w:tblPr/>
+      <w:tcPr>
+        <w:shd w:val="clear" w:color="auto" w:fill="F2CEED" w:themeFill="accent5" w:themeFillTint="33"/>
+      </w:tcPr>
+    </w:tblStylePr>
+  </w:style>
+  <w:style w:type="table" w:styleId="GridTable6Colorful-Accent6">
+    <w:name w:val="Grid Table 6 Colorful Accent 6"/>
+    <w:basedOn w:val="TableNormal"/>
+    <w:uiPriority w:val="51"/>
+    <w:rsid w:val="00B751BB"/>
+    <w:pPr>
+      <w:spacing w:after="0" w:line="240" w:lineRule="auto"/>
+    </w:pPr>
+    <w:rPr>
+      <w:color w:val="3A7C22" w:themeColor="accent6" w:themeShade="BF"/>
+    </w:rPr>
+    <w:tblPr>
+      <w:tblStyleRowBandSize w:val="1"/>
+      <w:tblStyleColBandSize w:val="1"/>
+      <w:tblBorders>
+        <w:top w:val="single" w:sz="4" w:space="0" w:color="8DD873" w:themeColor="accent6" w:themeTint="99"/>
+        <w:left w:val="single" w:sz="4" w:space="0" w:color="8DD873" w:themeColor="accent6" w:themeTint="99"/>
+        <w:bottom w:val="single" w:sz="4" w:space="0" w:color="8DD873" w:themeColor="accent6" w:themeTint="99"/>
+        <w:right w:val="single" w:sz="4" w:space="0" w:color="8DD873" w:themeColor="accent6" w:themeTint="99"/>
+        <w:insideH w:val="single" w:sz="4" w:space="0" w:color="8DD873" w:themeColor="accent6" w:themeTint="99"/>
+        <w:insideV w:val="single" w:sz="4" w:space="0" w:color="8DD873" w:themeColor="accent6" w:themeTint="99"/>
+      </w:tblBorders>
+    </w:tblPr>
+    <w:tblStylePr w:type="firstRow">
+      <w:rPr>
+        <w:b/>
+        <w:bCs/>
+      </w:rPr>
+      <w:tblPr/>
+      <w:tcPr>
+        <w:tcBorders>
+          <w:bottom w:val="single" w:sz="12" w:space="0" w:color="8DD873" w:themeColor="accent6" w:themeTint="99"/>
+        </w:tcBorders>
+      </w:tcPr>
+    </w:tblStylePr>
+    <w:tblStylePr w:type="lastRow">
+      <w:rPr>
+        <w:b/>
+        <w:bCs/>
+      </w:rPr>
+      <w:tblPr/>
+      <w:tcPr>
+        <w:tcBorders>
+          <w:top w:val="double" w:sz="4" w:space="0" w:color="8DD873" w:themeColor="accent6" w:themeTint="99"/>
+        </w:tcBorders>
+      </w:tcPr>
+    </w:tblStylePr>
+    <w:tblStylePr w:type="firstCol">
+      <w:rPr>
+        <w:b/>
+        <w:bCs/>
+      </w:rPr>
+    </w:tblStylePr>
+    <w:tblStylePr w:type="lastCol">
+      <w:rPr>
+        <w:b/>
+        <w:bCs/>
+      </w:rPr>
+    </w:tblStylePr>
+    <w:tblStylePr w:type="band1Vert">
+      <w:tblPr/>
+      <w:tcPr>
+        <w:shd w:val="clear" w:color="auto" w:fill="D9F2D0" w:themeFill="accent6" w:themeFillTint="33"/>
+      </w:tcPr>
+    </w:tblStylePr>
+    <w:tblStylePr w:type="band1Horz">
+      <w:tblPr/>
+      <w:tcPr>
+        <w:shd w:val="clear" w:color="auto" w:fill="D9F2D0" w:themeFill="accent6" w:themeFillTint="33"/>
+      </w:tcPr>
+    </w:tblStylePr>
+  </w:style>
+  <w:style w:type="table" w:styleId="GridTable6Colorful-Accent3">
+    <w:name w:val="Grid Table 6 Colorful Accent 3"/>
+    <w:basedOn w:val="TableNormal"/>
+    <w:uiPriority w:val="51"/>
+    <w:rsid w:val="00B751BB"/>
+    <w:pPr>
+      <w:spacing w:after="0" w:line="240" w:lineRule="auto"/>
+    </w:pPr>
+    <w:rPr>
+      <w:color w:val="124F1A" w:themeColor="accent3" w:themeShade="BF"/>
+    </w:rPr>
+    <w:tblPr>
+      <w:tblStyleRowBandSize w:val="1"/>
+      <w:tblStyleColBandSize w:val="1"/>
+      <w:tblBorders>
+        <w:top w:val="single" w:sz="4" w:space="0" w:color="47D459" w:themeColor="accent3" w:themeTint="99"/>
+        <w:left w:val="single" w:sz="4" w:space="0" w:color="47D459" w:themeColor="accent3" w:themeTint="99"/>
+        <w:bottom w:val="single" w:sz="4" w:space="0" w:color="47D459" w:themeColor="accent3" w:themeTint="99"/>
+        <w:right w:val="single" w:sz="4" w:space="0" w:color="47D459" w:themeColor="accent3" w:themeTint="99"/>
+        <w:insideH w:val="single" w:sz="4" w:space="0" w:color="47D459" w:themeColor="accent3" w:themeTint="99"/>
+        <w:insideV w:val="single" w:sz="4" w:space="0" w:color="47D459" w:themeColor="accent3" w:themeTint="99"/>
+      </w:tblBorders>
+    </w:tblPr>
+    <w:tblStylePr w:type="firstRow">
+      <w:rPr>
+        <w:b/>
+        <w:bCs/>
+      </w:rPr>
+      <w:tblPr/>
+      <w:tcPr>
+        <w:tcBorders>
+          <w:bottom w:val="single" w:sz="12" w:space="0" w:color="47D459" w:themeColor="accent3" w:themeTint="99"/>
+        </w:tcBorders>
+      </w:tcPr>
+    </w:tblStylePr>
+    <w:tblStylePr w:type="lastRow">
+      <w:rPr>
+        <w:b/>
+        <w:bCs/>
+      </w:rPr>
+      <w:tblPr/>
+      <w:tcPr>
+        <w:tcBorders>
+          <w:top w:val="double" w:sz="4" w:space="0" w:color="47D459" w:themeColor="accent3" w:themeTint="99"/>
+        </w:tcBorders>
+      </w:tcPr>
+    </w:tblStylePr>
+    <w:tblStylePr w:type="firstCol">
+      <w:rPr>
+        <w:b/>
+        <w:bCs/>
+      </w:rPr>
+    </w:tblStylePr>
+    <w:tblStylePr w:type="lastCol">
+      <w:rPr>
+        <w:b/>
+        <w:bCs/>
+      </w:rPr>
+    </w:tblStylePr>
+    <w:tblStylePr w:type="band1Vert">
+      <w:tblPr/>
+      <w:tcPr>
+        <w:shd w:val="clear" w:color="auto" w:fill="C1F0C7" w:themeFill="accent3" w:themeFillTint="33"/>
+      </w:tcPr>
+    </w:tblStylePr>
+    <w:tblStylePr w:type="band1Horz">
+      <w:tblPr/>
+      <w:tcPr>
+        <w:shd w:val="clear" w:color="auto" w:fill="C1F0C7" w:themeFill="accent3" w:themeFillTint="33"/>
+      </w:tcPr>
+    </w:tblStylePr>
+  </w:style>
 </w:styles>
 </file>
 
@@ -1256,4 +2878,16 @@
     </a:ext>
   </a:extLst>
 </a:theme>
+</file>
+
+<file path=customXml/item1.xml><?xml version="1.0" encoding="utf-8"?>
+<b:Sources xmlns:b="http://schemas.openxmlformats.org/officeDocument/2006/bibliography" xmlns="http://schemas.openxmlformats.org/officeDocument/2006/bibliography" SelectedStyle="\APASixthEditionOfficeOnline.xsl" StyleName="APA" Version="6"/>
+</file>
+
+<file path=customXml/itemProps1.xml><?xml version="1.0" encoding="utf-8"?>
+<ds:datastoreItem xmlns:ds="http://schemas.openxmlformats.org/officeDocument/2006/customXml" ds:itemID="{BCAC36A4-1F06-47A4-A99C-F7F2B48BF508}">
+  <ds:schemaRefs>
+    <ds:schemaRef ds:uri="http://schemas.openxmlformats.org/officeDocument/2006/bibliography"/>
+  </ds:schemaRefs>
+</ds:datastoreItem>
 </file>
--- a/Ujian/Lembar Ujian.docx
+++ b/Ujian/Lembar Ujian.docx
@@ -36,7 +36,7 @@
           <w:rPr>
             <w:noProof/>
           </w:rPr>
-          <w:t>Ustadz Zaky</w:t>
+          <w:t>Ustadzah Rania</w:t>
         </w:r>
       </w:fldSimple>
     </w:p>
@@ -47,27 +47,19 @@
         <w:tblLook w:val="04A0" w:firstRow="1" w:lastRow="0" w:firstColumn="1" w:lastColumn="0" w:noHBand="0" w:noVBand="1"/>
       </w:tblPr>
       <w:tblGrid>
-        <w:gridCol w:w="3253"/>
-        <w:gridCol w:w="569"/>
-        <w:gridCol w:w="569"/>
-        <w:gridCol w:w="570"/>
-        <w:gridCol w:w="570"/>
-        <w:gridCol w:w="570"/>
-        <w:gridCol w:w="570"/>
-        <w:gridCol w:w="570"/>
-        <w:gridCol w:w="570"/>
-        <w:gridCol w:w="570"/>
-        <w:gridCol w:w="581"/>
-        <w:gridCol w:w="1828"/>
+        <w:gridCol w:w="3964"/>
+        <w:gridCol w:w="6826"/>
       </w:tblGrid>
       <w:tr>
         <w:trPr>
           <w:cnfStyle w:val="100000000000" w:firstRow="1" w:lastRow="0" w:firstColumn="0" w:lastColumn="0" w:oddVBand="0" w:evenVBand="0" w:oddHBand="0" w:evenHBand="0" w:firstRowFirstColumn="0" w:firstRowLastColumn="0" w:lastRowFirstColumn="0" w:lastRowLastColumn="0"/>
+          <w:trHeight w:val="510"/>
         </w:trPr>
         <w:tc>
           <w:tcPr>
             <w:cnfStyle w:val="001000000000" w:firstRow="0" w:lastRow="0" w:firstColumn="1" w:lastColumn="0" w:oddVBand="0" w:evenVBand="0" w:oddHBand="0" w:evenHBand="0" w:firstRowFirstColumn="0" w:firstRowLastColumn="0" w:lastRowFirstColumn="0" w:lastRowLastColumn="0"/>
-            <w:tcW w:w="1508" w:type="pct"/>
+            <w:tcW w:w="1837" w:type="pct"/>
+            <w:vAlign w:val="center"/>
           </w:tcPr>
           <w:p>
             <w:pPr>
@@ -80,8 +72,8 @@
         </w:tc>
         <w:tc>
           <w:tcPr>
-            <w:tcW w:w="2645" w:type="pct"/>
-            <w:gridSpan w:val="10"/>
+            <w:tcW w:w="3163" w:type="pct"/>
+            <w:vAlign w:val="center"/>
           </w:tcPr>
           <w:p>
             <w:pPr>
@@ -89,21 +81,7 @@
               <w:cnfStyle w:val="100000000000" w:firstRow="1" w:lastRow="0" w:firstColumn="0" w:lastColumn="0" w:oddVBand="0" w:evenVBand="0" w:oddHBand="0" w:evenHBand="0" w:firstRowFirstColumn="0" w:firstRowLastColumn="0" w:lastRowFirstColumn="0" w:lastRowLastColumn="0"/>
             </w:pPr>
             <w:r>
-              <w:t>Penilaian</w:t>
-            </w:r>
-          </w:p>
-        </w:tc>
-        <w:tc>
-          <w:tcPr>
-            <w:tcW w:w="847" w:type="pct"/>
-          </w:tcPr>
-          <w:p>
-            <w:pPr>
-              <w:jc w:val="center"/>
-              <w:cnfStyle w:val="100000000000" w:firstRow="1" w:lastRow="0" w:firstColumn="0" w:lastColumn="0" w:oddVBand="0" w:evenVBand="0" w:oddHBand="0" w:evenHBand="0" w:firstRowFirstColumn="0" w:firstRowLastColumn="0" w:lastRowFirstColumn="0" w:lastRowLastColumn="0"/>
-            </w:pPr>
-            <w:r>
-              <w:t>Total</w:t>
+              <w:t>Nilai</w:t>
             </w:r>
           </w:p>
         </w:tc>
@@ -111,11 +89,13 @@
       <w:tr>
         <w:trPr>
           <w:cnfStyle w:val="000000100000" w:firstRow="0" w:lastRow="0" w:firstColumn="0" w:lastColumn="0" w:oddVBand="0" w:evenVBand="0" w:oddHBand="1" w:evenHBand="0" w:firstRowFirstColumn="0" w:firstRowLastColumn="0" w:lastRowFirstColumn="0" w:lastRowLastColumn="0"/>
+          <w:trHeight w:val="510"/>
         </w:trPr>
         <w:tc>
           <w:tcPr>
             <w:cnfStyle w:val="001000000000" w:firstRow="0" w:lastRow="0" w:firstColumn="1" w:lastColumn="0" w:oddVBand="0" w:evenVBand="0" w:oddHBand="0" w:evenHBand="0" w:firstRowFirstColumn="0" w:firstRowLastColumn="0" w:lastRowFirstColumn="0" w:lastRowLastColumn="0"/>
-            <w:tcW w:w="1508" w:type="pct"/>
+            <w:tcW w:w="1837" w:type="pct"/>
+            <w:vAlign w:val="center"/>
           </w:tcPr>
           <w:p>
             <w:fldSimple w:instr=" MERGEFIELD Santri_1 ">
@@ -123,114 +103,15 @@
                 <w:rPr>
                   <w:noProof/>
                 </w:rPr>
-                <w:t>Nadil Al Fayyadh</w:t>
+                <w:t>Bilqis</w:t>
               </w:r>
             </w:fldSimple>
           </w:p>
         </w:tc>
         <w:tc>
           <w:tcPr>
-            <w:tcW w:w="264" w:type="pct"/>
-          </w:tcPr>
-          <w:p>
-            <w:pPr>
-              <w:cnfStyle w:val="000000100000" w:firstRow="0" w:lastRow="0" w:firstColumn="0" w:lastColumn="0" w:oddVBand="0" w:evenVBand="0" w:oddHBand="1" w:evenHBand="0" w:firstRowFirstColumn="0" w:firstRowLastColumn="0" w:lastRowFirstColumn="0" w:lastRowLastColumn="0"/>
-            </w:pPr>
-          </w:p>
-        </w:tc>
-        <w:tc>
-          <w:tcPr>
-            <w:tcW w:w="264" w:type="pct"/>
-          </w:tcPr>
-          <w:p>
-            <w:pPr>
-              <w:cnfStyle w:val="000000100000" w:firstRow="0" w:lastRow="0" w:firstColumn="0" w:lastColumn="0" w:oddVBand="0" w:evenVBand="0" w:oddHBand="1" w:evenHBand="0" w:firstRowFirstColumn="0" w:firstRowLastColumn="0" w:lastRowFirstColumn="0" w:lastRowLastColumn="0"/>
-            </w:pPr>
-          </w:p>
-        </w:tc>
-        <w:tc>
-          <w:tcPr>
-            <w:tcW w:w="264" w:type="pct"/>
-          </w:tcPr>
-          <w:p>
-            <w:pPr>
-              <w:cnfStyle w:val="000000100000" w:firstRow="0" w:lastRow="0" w:firstColumn="0" w:lastColumn="0" w:oddVBand="0" w:evenVBand="0" w:oddHBand="1" w:evenHBand="0" w:firstRowFirstColumn="0" w:firstRowLastColumn="0" w:lastRowFirstColumn="0" w:lastRowLastColumn="0"/>
-            </w:pPr>
-          </w:p>
-        </w:tc>
-        <w:tc>
-          <w:tcPr>
-            <w:tcW w:w="264" w:type="pct"/>
-          </w:tcPr>
-          <w:p>
-            <w:pPr>
-              <w:cnfStyle w:val="000000100000" w:firstRow="0" w:lastRow="0" w:firstColumn="0" w:lastColumn="0" w:oddVBand="0" w:evenVBand="0" w:oddHBand="1" w:evenHBand="0" w:firstRowFirstColumn="0" w:firstRowLastColumn="0" w:lastRowFirstColumn="0" w:lastRowLastColumn="0"/>
-            </w:pPr>
-          </w:p>
-        </w:tc>
-        <w:tc>
-          <w:tcPr>
-            <w:tcW w:w="264" w:type="pct"/>
-          </w:tcPr>
-          <w:p>
-            <w:pPr>
-              <w:cnfStyle w:val="000000100000" w:firstRow="0" w:lastRow="0" w:firstColumn="0" w:lastColumn="0" w:oddVBand="0" w:evenVBand="0" w:oddHBand="1" w:evenHBand="0" w:firstRowFirstColumn="0" w:firstRowLastColumn="0" w:lastRowFirstColumn="0" w:lastRowLastColumn="0"/>
-            </w:pPr>
-          </w:p>
-        </w:tc>
-        <w:tc>
-          <w:tcPr>
-            <w:tcW w:w="264" w:type="pct"/>
-          </w:tcPr>
-          <w:p>
-            <w:pPr>
-              <w:cnfStyle w:val="000000100000" w:firstRow="0" w:lastRow="0" w:firstColumn="0" w:lastColumn="0" w:oddVBand="0" w:evenVBand="0" w:oddHBand="1" w:evenHBand="0" w:firstRowFirstColumn="0" w:firstRowLastColumn="0" w:lastRowFirstColumn="0" w:lastRowLastColumn="0"/>
-            </w:pPr>
-          </w:p>
-        </w:tc>
-        <w:tc>
-          <w:tcPr>
-            <w:tcW w:w="264" w:type="pct"/>
-          </w:tcPr>
-          <w:p>
-            <w:pPr>
-              <w:cnfStyle w:val="000000100000" w:firstRow="0" w:lastRow="0" w:firstColumn="0" w:lastColumn="0" w:oddVBand="0" w:evenVBand="0" w:oddHBand="1" w:evenHBand="0" w:firstRowFirstColumn="0" w:firstRowLastColumn="0" w:lastRowFirstColumn="0" w:lastRowLastColumn="0"/>
-            </w:pPr>
-          </w:p>
-        </w:tc>
-        <w:tc>
-          <w:tcPr>
-            <w:tcW w:w="264" w:type="pct"/>
-          </w:tcPr>
-          <w:p>
-            <w:pPr>
-              <w:cnfStyle w:val="000000100000" w:firstRow="0" w:lastRow="0" w:firstColumn="0" w:lastColumn="0" w:oddVBand="0" w:evenVBand="0" w:oddHBand="1" w:evenHBand="0" w:firstRowFirstColumn="0" w:firstRowLastColumn="0" w:lastRowFirstColumn="0" w:lastRowLastColumn="0"/>
-            </w:pPr>
-          </w:p>
-        </w:tc>
-        <w:tc>
-          <w:tcPr>
-            <w:tcW w:w="264" w:type="pct"/>
-          </w:tcPr>
-          <w:p>
-            <w:pPr>
-              <w:cnfStyle w:val="000000100000" w:firstRow="0" w:lastRow="0" w:firstColumn="0" w:lastColumn="0" w:oddVBand="0" w:evenVBand="0" w:oddHBand="1" w:evenHBand="0" w:firstRowFirstColumn="0" w:firstRowLastColumn="0" w:lastRowFirstColumn="0" w:lastRowLastColumn="0"/>
-            </w:pPr>
-          </w:p>
-        </w:tc>
-        <w:tc>
-          <w:tcPr>
-            <w:tcW w:w="264" w:type="pct"/>
-          </w:tcPr>
-          <w:p>
-            <w:pPr>
-              <w:cnfStyle w:val="000000100000" w:firstRow="0" w:lastRow="0" w:firstColumn="0" w:lastColumn="0" w:oddVBand="0" w:evenVBand="0" w:oddHBand="1" w:evenHBand="0" w:firstRowFirstColumn="0" w:firstRowLastColumn="0" w:lastRowFirstColumn="0" w:lastRowLastColumn="0"/>
-            </w:pPr>
-          </w:p>
-        </w:tc>
-        <w:tc>
-          <w:tcPr>
-            <w:tcW w:w="847" w:type="pct"/>
+            <w:tcW w:w="3163" w:type="pct"/>
+            <w:vAlign w:val="center"/>
           </w:tcPr>
           <w:p>
             <w:pPr>
@@ -240,10 +121,14 @@
         </w:tc>
       </w:tr>
       <w:tr>
+        <w:trPr>
+          <w:trHeight w:val="510"/>
+        </w:trPr>
         <w:tc>
           <w:tcPr>
             <w:cnfStyle w:val="001000000000" w:firstRow="0" w:lastRow="0" w:firstColumn="1" w:lastColumn="0" w:oddVBand="0" w:evenVBand="0" w:oddHBand="0" w:evenHBand="0" w:firstRowFirstColumn="0" w:firstRowLastColumn="0" w:lastRowFirstColumn="0" w:lastRowLastColumn="0"/>
-            <w:tcW w:w="1508" w:type="pct"/>
+            <w:tcW w:w="1837" w:type="pct"/>
+            <w:vAlign w:val="center"/>
           </w:tcPr>
           <w:p>
             <w:fldSimple w:instr=" MERGEFIELD Santri_2 ">
@@ -251,114 +136,15 @@
                 <w:rPr>
                   <w:noProof/>
                 </w:rPr>
-                <w:t>Wildan Akhram Pratama</w:t>
+                <w:t>Erina Liyana Zahra</w:t>
               </w:r>
             </w:fldSimple>
           </w:p>
         </w:tc>
         <w:tc>
           <w:tcPr>
-            <w:tcW w:w="264" w:type="pct"/>
-          </w:tcPr>
-          <w:p>
-            <w:pPr>
-              <w:cnfStyle w:val="000000000000" w:firstRow="0" w:lastRow="0" w:firstColumn="0" w:lastColumn="0" w:oddVBand="0" w:evenVBand="0" w:oddHBand="0" w:evenHBand="0" w:firstRowFirstColumn="0" w:firstRowLastColumn="0" w:lastRowFirstColumn="0" w:lastRowLastColumn="0"/>
-            </w:pPr>
-          </w:p>
-        </w:tc>
-        <w:tc>
-          <w:tcPr>
-            <w:tcW w:w="264" w:type="pct"/>
-          </w:tcPr>
-          <w:p>
-            <w:pPr>
-              <w:cnfStyle w:val="000000000000" w:firstRow="0" w:lastRow="0" w:firstColumn="0" w:lastColumn="0" w:oddVBand="0" w:evenVBand="0" w:oddHBand="0" w:evenHBand="0" w:firstRowFirstColumn="0" w:firstRowLastColumn="0" w:lastRowFirstColumn="0" w:lastRowLastColumn="0"/>
-            </w:pPr>
-          </w:p>
-        </w:tc>
-        <w:tc>
-          <w:tcPr>
-            <w:tcW w:w="264" w:type="pct"/>
-          </w:tcPr>
-          <w:p>
-            <w:pPr>
-              <w:cnfStyle w:val="000000000000" w:firstRow="0" w:lastRow="0" w:firstColumn="0" w:lastColumn="0" w:oddVBand="0" w:evenVBand="0" w:oddHBand="0" w:evenHBand="0" w:firstRowFirstColumn="0" w:firstRowLastColumn="0" w:lastRowFirstColumn="0" w:lastRowLastColumn="0"/>
-            </w:pPr>
-          </w:p>
-        </w:tc>
-        <w:tc>
-          <w:tcPr>
-            <w:tcW w:w="264" w:type="pct"/>
-          </w:tcPr>
-          <w:p>
-            <w:pPr>
-              <w:cnfStyle w:val="000000000000" w:firstRow="0" w:lastRow="0" w:firstColumn="0" w:lastColumn="0" w:oddVBand="0" w:evenVBand="0" w:oddHBand="0" w:evenHBand="0" w:firstRowFirstColumn="0" w:firstRowLastColumn="0" w:lastRowFirstColumn="0" w:lastRowLastColumn="0"/>
-            </w:pPr>
-          </w:p>
-        </w:tc>
-        <w:tc>
-          <w:tcPr>
-            <w:tcW w:w="264" w:type="pct"/>
-          </w:tcPr>
-          <w:p>
-            <w:pPr>
-              <w:cnfStyle w:val="000000000000" w:firstRow="0" w:lastRow="0" w:firstColumn="0" w:lastColumn="0" w:oddVBand="0" w:evenVBand="0" w:oddHBand="0" w:evenHBand="0" w:firstRowFirstColumn="0" w:firstRowLastColumn="0" w:lastRowFirstColumn="0" w:lastRowLastColumn="0"/>
-            </w:pPr>
-          </w:p>
-        </w:tc>
-        <w:tc>
-          <w:tcPr>
-            <w:tcW w:w="264" w:type="pct"/>
-          </w:tcPr>
-          <w:p>
-            <w:pPr>
-              <w:cnfStyle w:val="000000000000" w:firstRow="0" w:lastRow="0" w:firstColumn="0" w:lastColumn="0" w:oddVBand="0" w:evenVBand="0" w:oddHBand="0" w:evenHBand="0" w:firstRowFirstColumn="0" w:firstRowLastColumn="0" w:lastRowFirstColumn="0" w:lastRowLastColumn="0"/>
-            </w:pPr>
-          </w:p>
-        </w:tc>
-        <w:tc>
-          <w:tcPr>
-            <w:tcW w:w="264" w:type="pct"/>
-          </w:tcPr>
-          <w:p>
-            <w:pPr>
-              <w:cnfStyle w:val="000000000000" w:firstRow="0" w:lastRow="0" w:firstColumn="0" w:lastColumn="0" w:oddVBand="0" w:evenVBand="0" w:oddHBand="0" w:evenHBand="0" w:firstRowFirstColumn="0" w:firstRowLastColumn="0" w:lastRowFirstColumn="0" w:lastRowLastColumn="0"/>
-            </w:pPr>
-          </w:p>
-        </w:tc>
-        <w:tc>
-          <w:tcPr>
-            <w:tcW w:w="264" w:type="pct"/>
-          </w:tcPr>
-          <w:p>
-            <w:pPr>
-              <w:cnfStyle w:val="000000000000" w:firstRow="0" w:lastRow="0" w:firstColumn="0" w:lastColumn="0" w:oddVBand="0" w:evenVBand="0" w:oddHBand="0" w:evenHBand="0" w:firstRowFirstColumn="0" w:firstRowLastColumn="0" w:lastRowFirstColumn="0" w:lastRowLastColumn="0"/>
-            </w:pPr>
-          </w:p>
-        </w:tc>
-        <w:tc>
-          <w:tcPr>
-            <w:tcW w:w="264" w:type="pct"/>
-          </w:tcPr>
-          <w:p>
-            <w:pPr>
-              <w:cnfStyle w:val="000000000000" w:firstRow="0" w:lastRow="0" w:firstColumn="0" w:lastColumn="0" w:oddVBand="0" w:evenVBand="0" w:oddHBand="0" w:evenHBand="0" w:firstRowFirstColumn="0" w:firstRowLastColumn="0" w:lastRowFirstColumn="0" w:lastRowLastColumn="0"/>
-            </w:pPr>
-          </w:p>
-        </w:tc>
-        <w:tc>
-          <w:tcPr>
-            <w:tcW w:w="264" w:type="pct"/>
-          </w:tcPr>
-          <w:p>
-            <w:pPr>
-              <w:cnfStyle w:val="000000000000" w:firstRow="0" w:lastRow="0" w:firstColumn="0" w:lastColumn="0" w:oddVBand="0" w:evenVBand="0" w:oddHBand="0" w:evenHBand="0" w:firstRowFirstColumn="0" w:firstRowLastColumn="0" w:lastRowFirstColumn="0" w:lastRowLastColumn="0"/>
-            </w:pPr>
-          </w:p>
-        </w:tc>
-        <w:tc>
-          <w:tcPr>
-            <w:tcW w:w="847" w:type="pct"/>
+            <w:tcW w:w="3163" w:type="pct"/>
+            <w:vAlign w:val="center"/>
           </w:tcPr>
           <w:p>
             <w:pPr>
@@ -370,11 +156,13 @@
       <w:tr>
         <w:trPr>
           <w:cnfStyle w:val="000000100000" w:firstRow="0" w:lastRow="0" w:firstColumn="0" w:lastColumn="0" w:oddVBand="0" w:evenVBand="0" w:oddHBand="1" w:evenHBand="0" w:firstRowFirstColumn="0" w:firstRowLastColumn="0" w:lastRowFirstColumn="0" w:lastRowLastColumn="0"/>
+          <w:trHeight w:val="510"/>
         </w:trPr>
         <w:tc>
           <w:tcPr>
             <w:cnfStyle w:val="001000000000" w:firstRow="0" w:lastRow="0" w:firstColumn="1" w:lastColumn="0" w:oddVBand="0" w:evenVBand="0" w:oddHBand="0" w:evenHBand="0" w:firstRowFirstColumn="0" w:firstRowLastColumn="0" w:lastRowFirstColumn="0" w:lastRowLastColumn="0"/>
-            <w:tcW w:w="1508" w:type="pct"/>
+            <w:tcW w:w="1837" w:type="pct"/>
+            <w:vAlign w:val="center"/>
           </w:tcPr>
           <w:p>
             <w:fldSimple w:instr=" MERGEFIELD Santri_3 ">
@@ -382,114 +170,15 @@
                 <w:rPr>
                   <w:noProof/>
                 </w:rPr>
-                <w:t>Wildan Habibi Ariyadi</w:t>
+                <w:t>Nur Humaira Safitri</w:t>
               </w:r>
             </w:fldSimple>
           </w:p>
         </w:tc>
         <w:tc>
           <w:tcPr>
-            <w:tcW w:w="264" w:type="pct"/>
-          </w:tcPr>
-          <w:p>
-            <w:pPr>
-              <w:cnfStyle w:val="000000100000" w:firstRow="0" w:lastRow="0" w:firstColumn="0" w:lastColumn="0" w:oddVBand="0" w:evenVBand="0" w:oddHBand="1" w:evenHBand="0" w:firstRowFirstColumn="0" w:firstRowLastColumn="0" w:lastRowFirstColumn="0" w:lastRowLastColumn="0"/>
-            </w:pPr>
-          </w:p>
-        </w:tc>
-        <w:tc>
-          <w:tcPr>
-            <w:tcW w:w="264" w:type="pct"/>
-          </w:tcPr>
-          <w:p>
-            <w:pPr>
-              <w:cnfStyle w:val="000000100000" w:firstRow="0" w:lastRow="0" w:firstColumn="0" w:lastColumn="0" w:oddVBand="0" w:evenVBand="0" w:oddHBand="1" w:evenHBand="0" w:firstRowFirstColumn="0" w:firstRowLastColumn="0" w:lastRowFirstColumn="0" w:lastRowLastColumn="0"/>
-            </w:pPr>
-          </w:p>
-        </w:tc>
-        <w:tc>
-          <w:tcPr>
-            <w:tcW w:w="264" w:type="pct"/>
-          </w:tcPr>
-          <w:p>
-            <w:pPr>
-              <w:cnfStyle w:val="000000100000" w:firstRow="0" w:lastRow="0" w:firstColumn="0" w:lastColumn="0" w:oddVBand="0" w:evenVBand="0" w:oddHBand="1" w:evenHBand="0" w:firstRowFirstColumn="0" w:firstRowLastColumn="0" w:lastRowFirstColumn="0" w:lastRowLastColumn="0"/>
-            </w:pPr>
-          </w:p>
-        </w:tc>
-        <w:tc>
-          <w:tcPr>
-            <w:tcW w:w="264" w:type="pct"/>
-          </w:tcPr>
-          <w:p>
-            <w:pPr>
-              <w:cnfStyle w:val="000000100000" w:firstRow="0" w:lastRow="0" w:firstColumn="0" w:lastColumn="0" w:oddVBand="0" w:evenVBand="0" w:oddHBand="1" w:evenHBand="0" w:firstRowFirstColumn="0" w:firstRowLastColumn="0" w:lastRowFirstColumn="0" w:lastRowLastColumn="0"/>
-            </w:pPr>
-          </w:p>
-        </w:tc>
-        <w:tc>
-          <w:tcPr>
-            <w:tcW w:w="264" w:type="pct"/>
-          </w:tcPr>
-          <w:p>
-            <w:pPr>
-              <w:cnfStyle w:val="000000100000" w:firstRow="0" w:lastRow="0" w:firstColumn="0" w:lastColumn="0" w:oddVBand="0" w:evenVBand="0" w:oddHBand="1" w:evenHBand="0" w:firstRowFirstColumn="0" w:firstRowLastColumn="0" w:lastRowFirstColumn="0" w:lastRowLastColumn="0"/>
-            </w:pPr>
-          </w:p>
-        </w:tc>
-        <w:tc>
-          <w:tcPr>
-            <w:tcW w:w="264" w:type="pct"/>
-          </w:tcPr>
-          <w:p>
-            <w:pPr>
-              <w:cnfStyle w:val="000000100000" w:firstRow="0" w:lastRow="0" w:firstColumn="0" w:lastColumn="0" w:oddVBand="0" w:evenVBand="0" w:oddHBand="1" w:evenHBand="0" w:firstRowFirstColumn="0" w:firstRowLastColumn="0" w:lastRowFirstColumn="0" w:lastRowLastColumn="0"/>
-            </w:pPr>
-          </w:p>
-        </w:tc>
-        <w:tc>
-          <w:tcPr>
-            <w:tcW w:w="264" w:type="pct"/>
-          </w:tcPr>
-          <w:p>
-            <w:pPr>
-              <w:cnfStyle w:val="000000100000" w:firstRow="0" w:lastRow="0" w:firstColumn="0" w:lastColumn="0" w:oddVBand="0" w:evenVBand="0" w:oddHBand="1" w:evenHBand="0" w:firstRowFirstColumn="0" w:firstRowLastColumn="0" w:lastRowFirstColumn="0" w:lastRowLastColumn="0"/>
-            </w:pPr>
-          </w:p>
-        </w:tc>
-        <w:tc>
-          <w:tcPr>
-            <w:tcW w:w="264" w:type="pct"/>
-          </w:tcPr>
-          <w:p>
-            <w:pPr>
-              <w:cnfStyle w:val="000000100000" w:firstRow="0" w:lastRow="0" w:firstColumn="0" w:lastColumn="0" w:oddVBand="0" w:evenVBand="0" w:oddHBand="1" w:evenHBand="0" w:firstRowFirstColumn="0" w:firstRowLastColumn="0" w:lastRowFirstColumn="0" w:lastRowLastColumn="0"/>
-            </w:pPr>
-          </w:p>
-        </w:tc>
-        <w:tc>
-          <w:tcPr>
-            <w:tcW w:w="264" w:type="pct"/>
-          </w:tcPr>
-          <w:p>
-            <w:pPr>
-              <w:cnfStyle w:val="000000100000" w:firstRow="0" w:lastRow="0" w:firstColumn="0" w:lastColumn="0" w:oddVBand="0" w:evenVBand="0" w:oddHBand="1" w:evenHBand="0" w:firstRowFirstColumn="0" w:firstRowLastColumn="0" w:lastRowFirstColumn="0" w:lastRowLastColumn="0"/>
-            </w:pPr>
-          </w:p>
-        </w:tc>
-        <w:tc>
-          <w:tcPr>
-            <w:tcW w:w="264" w:type="pct"/>
-          </w:tcPr>
-          <w:p>
-            <w:pPr>
-              <w:cnfStyle w:val="000000100000" w:firstRow="0" w:lastRow="0" w:firstColumn="0" w:lastColumn="0" w:oddVBand="0" w:evenVBand="0" w:oddHBand="1" w:evenHBand="0" w:firstRowFirstColumn="0" w:firstRowLastColumn="0" w:lastRowFirstColumn="0" w:lastRowLastColumn="0"/>
-            </w:pPr>
-          </w:p>
-        </w:tc>
-        <w:tc>
-          <w:tcPr>
-            <w:tcW w:w="847" w:type="pct"/>
+            <w:tcW w:w="3163" w:type="pct"/>
+            <w:vAlign w:val="center"/>
           </w:tcPr>
           <w:p>
             <w:pPr>
@@ -499,10 +188,14 @@
         </w:tc>
       </w:tr>
       <w:tr>
+        <w:trPr>
+          <w:trHeight w:val="510"/>
+        </w:trPr>
         <w:tc>
           <w:tcPr>
             <w:cnfStyle w:val="001000000000" w:firstRow="0" w:lastRow="0" w:firstColumn="1" w:lastColumn="0" w:oddVBand="0" w:evenVBand="0" w:oddHBand="0" w:evenHBand="0" w:firstRowFirstColumn="0" w:firstRowLastColumn="0" w:lastRowFirstColumn="0" w:lastRowLastColumn="0"/>
-            <w:tcW w:w="1508" w:type="pct"/>
+            <w:tcW w:w="1837" w:type="pct"/>
+            <w:vAlign w:val="center"/>
           </w:tcPr>
           <w:p>
             <w:fldSimple w:instr=" MERGEFIELD Santri_4 ">
@@ -510,114 +203,15 @@
                 <w:rPr>
                   <w:noProof/>
                 </w:rPr>
-                <w:t>Zidane Al Asytar Syakur</w:t>
+                <w:t>Siti Sofia Azzalea</w:t>
               </w:r>
             </w:fldSimple>
           </w:p>
         </w:tc>
         <w:tc>
           <w:tcPr>
-            <w:tcW w:w="264" w:type="pct"/>
-          </w:tcPr>
-          <w:p>
-            <w:pPr>
-              <w:cnfStyle w:val="000000000000" w:firstRow="0" w:lastRow="0" w:firstColumn="0" w:lastColumn="0" w:oddVBand="0" w:evenVBand="0" w:oddHBand="0" w:evenHBand="0" w:firstRowFirstColumn="0" w:firstRowLastColumn="0" w:lastRowFirstColumn="0" w:lastRowLastColumn="0"/>
-            </w:pPr>
-          </w:p>
-        </w:tc>
-        <w:tc>
-          <w:tcPr>
-            <w:tcW w:w="264" w:type="pct"/>
-          </w:tcPr>
-          <w:p>
-            <w:pPr>
-              <w:cnfStyle w:val="000000000000" w:firstRow="0" w:lastRow="0" w:firstColumn="0" w:lastColumn="0" w:oddVBand="0" w:evenVBand="0" w:oddHBand="0" w:evenHBand="0" w:firstRowFirstColumn="0" w:firstRowLastColumn="0" w:lastRowFirstColumn="0" w:lastRowLastColumn="0"/>
-            </w:pPr>
-          </w:p>
-        </w:tc>
-        <w:tc>
-          <w:tcPr>
-            <w:tcW w:w="264" w:type="pct"/>
-          </w:tcPr>
-          <w:p>
-            <w:pPr>
-              <w:cnfStyle w:val="000000000000" w:firstRow="0" w:lastRow="0" w:firstColumn="0" w:lastColumn="0" w:oddVBand="0" w:evenVBand="0" w:oddHBand="0" w:evenHBand="0" w:firstRowFirstColumn="0" w:firstRowLastColumn="0" w:lastRowFirstColumn="0" w:lastRowLastColumn="0"/>
-            </w:pPr>
-          </w:p>
-        </w:tc>
-        <w:tc>
-          <w:tcPr>
-            <w:tcW w:w="264" w:type="pct"/>
-          </w:tcPr>
-          <w:p>
-            <w:pPr>
-              <w:cnfStyle w:val="000000000000" w:firstRow="0" w:lastRow="0" w:firstColumn="0" w:lastColumn="0" w:oddVBand="0" w:evenVBand="0" w:oddHBand="0" w:evenHBand="0" w:firstRowFirstColumn="0" w:firstRowLastColumn="0" w:lastRowFirstColumn="0" w:lastRowLastColumn="0"/>
-            </w:pPr>
-          </w:p>
-        </w:tc>
-        <w:tc>
-          <w:tcPr>
-            <w:tcW w:w="264" w:type="pct"/>
-          </w:tcPr>
-          <w:p>
-            <w:pPr>
-              <w:cnfStyle w:val="000000000000" w:firstRow="0" w:lastRow="0" w:firstColumn="0" w:lastColumn="0" w:oddVBand="0" w:evenVBand="0" w:oddHBand="0" w:evenHBand="0" w:firstRowFirstColumn="0" w:firstRowLastColumn="0" w:lastRowFirstColumn="0" w:lastRowLastColumn="0"/>
-            </w:pPr>
-          </w:p>
-        </w:tc>
-        <w:tc>
-          <w:tcPr>
-            <w:tcW w:w="264" w:type="pct"/>
-          </w:tcPr>
-          <w:p>
-            <w:pPr>
-              <w:cnfStyle w:val="000000000000" w:firstRow="0" w:lastRow="0" w:firstColumn="0" w:lastColumn="0" w:oddVBand="0" w:evenVBand="0" w:oddHBand="0" w:evenHBand="0" w:firstRowFirstColumn="0" w:firstRowLastColumn="0" w:lastRowFirstColumn="0" w:lastRowLastColumn="0"/>
-            </w:pPr>
-          </w:p>
-        </w:tc>
-        <w:tc>
-          <w:tcPr>
-            <w:tcW w:w="264" w:type="pct"/>
-          </w:tcPr>
-          <w:p>
-            <w:pPr>
-              <w:cnfStyle w:val="000000000000" w:firstRow="0" w:lastRow="0" w:firstColumn="0" w:lastColumn="0" w:oddVBand="0" w:evenVBand="0" w:oddHBand="0" w:evenHBand="0" w:firstRowFirstColumn="0" w:firstRowLastColumn="0" w:lastRowFirstColumn="0" w:lastRowLastColumn="0"/>
-            </w:pPr>
-          </w:p>
-        </w:tc>
-        <w:tc>
-          <w:tcPr>
-            <w:tcW w:w="264" w:type="pct"/>
-          </w:tcPr>
-          <w:p>
-            <w:pPr>
-              <w:cnfStyle w:val="000000000000" w:firstRow="0" w:lastRow="0" w:firstColumn="0" w:lastColumn="0" w:oddVBand="0" w:evenVBand="0" w:oddHBand="0" w:evenHBand="0" w:firstRowFirstColumn="0" w:firstRowLastColumn="0" w:lastRowFirstColumn="0" w:lastRowLastColumn="0"/>
-            </w:pPr>
-          </w:p>
-        </w:tc>
-        <w:tc>
-          <w:tcPr>
-            <w:tcW w:w="264" w:type="pct"/>
-          </w:tcPr>
-          <w:p>
-            <w:pPr>
-              <w:cnfStyle w:val="000000000000" w:firstRow="0" w:lastRow="0" w:firstColumn="0" w:lastColumn="0" w:oddVBand="0" w:evenVBand="0" w:oddHBand="0" w:evenHBand="0" w:firstRowFirstColumn="0" w:firstRowLastColumn="0" w:lastRowFirstColumn="0" w:lastRowLastColumn="0"/>
-            </w:pPr>
-          </w:p>
-        </w:tc>
-        <w:tc>
-          <w:tcPr>
-            <w:tcW w:w="264" w:type="pct"/>
-          </w:tcPr>
-          <w:p>
-            <w:pPr>
-              <w:cnfStyle w:val="000000000000" w:firstRow="0" w:lastRow="0" w:firstColumn="0" w:lastColumn="0" w:oddVBand="0" w:evenVBand="0" w:oddHBand="0" w:evenHBand="0" w:firstRowFirstColumn="0" w:firstRowLastColumn="0" w:lastRowFirstColumn="0" w:lastRowLastColumn="0"/>
-            </w:pPr>
-          </w:p>
-        </w:tc>
-        <w:tc>
-          <w:tcPr>
-            <w:tcW w:w="847" w:type="pct"/>
+            <w:tcW w:w="3163" w:type="pct"/>
+            <w:vAlign w:val="center"/>
           </w:tcPr>
           <w:p>
             <w:pPr>
@@ -629,11 +223,13 @@
       <w:tr>
         <w:trPr>
           <w:cnfStyle w:val="000000100000" w:firstRow="0" w:lastRow="0" w:firstColumn="0" w:lastColumn="0" w:oddVBand="0" w:evenVBand="0" w:oddHBand="1" w:evenHBand="0" w:firstRowFirstColumn="0" w:firstRowLastColumn="0" w:lastRowFirstColumn="0" w:lastRowLastColumn="0"/>
+          <w:trHeight w:val="510"/>
         </w:trPr>
         <w:tc>
           <w:tcPr>
             <w:cnfStyle w:val="001000000000" w:firstRow="0" w:lastRow="0" w:firstColumn="1" w:lastColumn="0" w:oddVBand="0" w:evenVBand="0" w:oddHBand="0" w:evenHBand="0" w:firstRowFirstColumn="0" w:firstRowLastColumn="0" w:lastRowFirstColumn="0" w:lastRowLastColumn="0"/>
-            <w:tcW w:w="1508" w:type="pct"/>
+            <w:tcW w:w="1837" w:type="pct"/>
+            <w:vAlign w:val="center"/>
           </w:tcPr>
           <w:p>
             <w:fldSimple w:instr=" MERGEFIELD Santri_5 ">
@@ -641,114 +237,15 @@
                 <w:rPr>
                   <w:noProof/>
                 </w:rPr>
-                <w:t>Zufar Lahid Royyan Ashidik</w:t>
+                <w:t>Zhafira Aqeela Zahra</w:t>
               </w:r>
             </w:fldSimple>
           </w:p>
         </w:tc>
         <w:tc>
           <w:tcPr>
-            <w:tcW w:w="264" w:type="pct"/>
-          </w:tcPr>
-          <w:p>
-            <w:pPr>
-              <w:cnfStyle w:val="000000100000" w:firstRow="0" w:lastRow="0" w:firstColumn="0" w:lastColumn="0" w:oddVBand="0" w:evenVBand="0" w:oddHBand="1" w:evenHBand="0" w:firstRowFirstColumn="0" w:firstRowLastColumn="0" w:lastRowFirstColumn="0" w:lastRowLastColumn="0"/>
-            </w:pPr>
-          </w:p>
-        </w:tc>
-        <w:tc>
-          <w:tcPr>
-            <w:tcW w:w="264" w:type="pct"/>
-          </w:tcPr>
-          <w:p>
-            <w:pPr>
-              <w:cnfStyle w:val="000000100000" w:firstRow="0" w:lastRow="0" w:firstColumn="0" w:lastColumn="0" w:oddVBand="0" w:evenVBand="0" w:oddHBand="1" w:evenHBand="0" w:firstRowFirstColumn="0" w:firstRowLastColumn="0" w:lastRowFirstColumn="0" w:lastRowLastColumn="0"/>
-            </w:pPr>
-          </w:p>
-        </w:tc>
-        <w:tc>
-          <w:tcPr>
-            <w:tcW w:w="264" w:type="pct"/>
-          </w:tcPr>
-          <w:p>
-            <w:pPr>
-              <w:cnfStyle w:val="000000100000" w:firstRow="0" w:lastRow="0" w:firstColumn="0" w:lastColumn="0" w:oddVBand="0" w:evenVBand="0" w:oddHBand="1" w:evenHBand="0" w:firstRowFirstColumn="0" w:firstRowLastColumn="0" w:lastRowFirstColumn="0" w:lastRowLastColumn="0"/>
-            </w:pPr>
-          </w:p>
-        </w:tc>
-        <w:tc>
-          <w:tcPr>
-            <w:tcW w:w="264" w:type="pct"/>
-          </w:tcPr>
-          <w:p>
-            <w:pPr>
-              <w:cnfStyle w:val="000000100000" w:firstRow="0" w:lastRow="0" w:firstColumn="0" w:lastColumn="0" w:oddVBand="0" w:evenVBand="0" w:oddHBand="1" w:evenHBand="0" w:firstRowFirstColumn="0" w:firstRowLastColumn="0" w:lastRowFirstColumn="0" w:lastRowLastColumn="0"/>
-            </w:pPr>
-          </w:p>
-        </w:tc>
-        <w:tc>
-          <w:tcPr>
-            <w:tcW w:w="264" w:type="pct"/>
-          </w:tcPr>
-          <w:p>
-            <w:pPr>
-              <w:cnfStyle w:val="000000100000" w:firstRow="0" w:lastRow="0" w:firstColumn="0" w:lastColumn="0" w:oddVBand="0" w:evenVBand="0" w:oddHBand="1" w:evenHBand="0" w:firstRowFirstColumn="0" w:firstRowLastColumn="0" w:lastRowFirstColumn="0" w:lastRowLastColumn="0"/>
-            </w:pPr>
-          </w:p>
-        </w:tc>
-        <w:tc>
-          <w:tcPr>
-            <w:tcW w:w="264" w:type="pct"/>
-          </w:tcPr>
-          <w:p>
-            <w:pPr>
-              <w:cnfStyle w:val="000000100000" w:firstRow="0" w:lastRow="0" w:firstColumn="0" w:lastColumn="0" w:oddVBand="0" w:evenVBand="0" w:oddHBand="1" w:evenHBand="0" w:firstRowFirstColumn="0" w:firstRowLastColumn="0" w:lastRowFirstColumn="0" w:lastRowLastColumn="0"/>
-            </w:pPr>
-          </w:p>
-        </w:tc>
-        <w:tc>
-          <w:tcPr>
-            <w:tcW w:w="264" w:type="pct"/>
-          </w:tcPr>
-          <w:p>
-            <w:pPr>
-              <w:cnfStyle w:val="000000100000" w:firstRow="0" w:lastRow="0" w:firstColumn="0" w:lastColumn="0" w:oddVBand="0" w:evenVBand="0" w:oddHBand="1" w:evenHBand="0" w:firstRowFirstColumn="0" w:firstRowLastColumn="0" w:lastRowFirstColumn="0" w:lastRowLastColumn="0"/>
-            </w:pPr>
-          </w:p>
-        </w:tc>
-        <w:tc>
-          <w:tcPr>
-            <w:tcW w:w="264" w:type="pct"/>
-          </w:tcPr>
-          <w:p>
-            <w:pPr>
-              <w:cnfStyle w:val="000000100000" w:firstRow="0" w:lastRow="0" w:firstColumn="0" w:lastColumn="0" w:oddVBand="0" w:evenVBand="0" w:oddHBand="1" w:evenHBand="0" w:firstRowFirstColumn="0" w:firstRowLastColumn="0" w:lastRowFirstColumn="0" w:lastRowLastColumn="0"/>
-            </w:pPr>
-          </w:p>
-        </w:tc>
-        <w:tc>
-          <w:tcPr>
-            <w:tcW w:w="264" w:type="pct"/>
-          </w:tcPr>
-          <w:p>
-            <w:pPr>
-              <w:cnfStyle w:val="000000100000" w:firstRow="0" w:lastRow="0" w:firstColumn="0" w:lastColumn="0" w:oddVBand="0" w:evenVBand="0" w:oddHBand="1" w:evenHBand="0" w:firstRowFirstColumn="0" w:firstRowLastColumn="0" w:lastRowFirstColumn="0" w:lastRowLastColumn="0"/>
-            </w:pPr>
-          </w:p>
-        </w:tc>
-        <w:tc>
-          <w:tcPr>
-            <w:tcW w:w="264" w:type="pct"/>
-          </w:tcPr>
-          <w:p>
-            <w:pPr>
-              <w:cnfStyle w:val="000000100000" w:firstRow="0" w:lastRow="0" w:firstColumn="0" w:lastColumn="0" w:oddVBand="0" w:evenVBand="0" w:oddHBand="1" w:evenHBand="0" w:firstRowFirstColumn="0" w:firstRowLastColumn="0" w:lastRowFirstColumn="0" w:lastRowLastColumn="0"/>
-            </w:pPr>
-          </w:p>
-        </w:tc>
-        <w:tc>
-          <w:tcPr>
-            <w:tcW w:w="847" w:type="pct"/>
+            <w:tcW w:w="3163" w:type="pct"/>
+            <w:vAlign w:val="center"/>
           </w:tcPr>
           <w:p>
             <w:pPr>
@@ -758,10 +255,14 @@
         </w:tc>
       </w:tr>
       <w:tr>
+        <w:trPr>
+          <w:trHeight w:val="510"/>
+        </w:trPr>
         <w:tc>
           <w:tcPr>
             <w:cnfStyle w:val="001000000000" w:firstRow="0" w:lastRow="0" w:firstColumn="1" w:lastColumn="0" w:oddVBand="0" w:evenVBand="0" w:oddHBand="0" w:evenHBand="0" w:firstRowFirstColumn="0" w:firstRowLastColumn="0" w:lastRowFirstColumn="0" w:lastRowLastColumn="0"/>
-            <w:tcW w:w="1508" w:type="pct"/>
+            <w:tcW w:w="1837" w:type="pct"/>
+            <w:vAlign w:val="center"/>
           </w:tcPr>
           <w:p>
             <w:fldSimple w:instr=" MERGEFIELD Santri_6 ">
@@ -769,114 +270,15 @@
                 <w:rPr>
                   <w:noProof/>
                 </w:rPr>
-                <w:t>Ibrahim Kholil Muttaqin</w:t>
+                <w:t>Annisa Qurrotu'aini Al Adawiyah</w:t>
               </w:r>
             </w:fldSimple>
           </w:p>
         </w:tc>
         <w:tc>
           <w:tcPr>
-            <w:tcW w:w="264" w:type="pct"/>
-          </w:tcPr>
-          <w:p>
-            <w:pPr>
-              <w:cnfStyle w:val="000000000000" w:firstRow="0" w:lastRow="0" w:firstColumn="0" w:lastColumn="0" w:oddVBand="0" w:evenVBand="0" w:oddHBand="0" w:evenHBand="0" w:firstRowFirstColumn="0" w:firstRowLastColumn="0" w:lastRowFirstColumn="0" w:lastRowLastColumn="0"/>
-            </w:pPr>
-          </w:p>
-        </w:tc>
-        <w:tc>
-          <w:tcPr>
-            <w:tcW w:w="264" w:type="pct"/>
-          </w:tcPr>
-          <w:p>
-            <w:pPr>
-              <w:cnfStyle w:val="000000000000" w:firstRow="0" w:lastRow="0" w:firstColumn="0" w:lastColumn="0" w:oddVBand="0" w:evenVBand="0" w:oddHBand="0" w:evenHBand="0" w:firstRowFirstColumn="0" w:firstRowLastColumn="0" w:lastRowFirstColumn="0" w:lastRowLastColumn="0"/>
-            </w:pPr>
-          </w:p>
-        </w:tc>
-        <w:tc>
-          <w:tcPr>
-            <w:tcW w:w="264" w:type="pct"/>
-          </w:tcPr>
-          <w:p>
-            <w:pPr>
-              <w:cnfStyle w:val="000000000000" w:firstRow="0" w:lastRow="0" w:firstColumn="0" w:lastColumn="0" w:oddVBand="0" w:evenVBand="0" w:oddHBand="0" w:evenHBand="0" w:firstRowFirstColumn="0" w:firstRowLastColumn="0" w:lastRowFirstColumn="0" w:lastRowLastColumn="0"/>
-            </w:pPr>
-          </w:p>
-        </w:tc>
-        <w:tc>
-          <w:tcPr>
-            <w:tcW w:w="264" w:type="pct"/>
-          </w:tcPr>
-          <w:p>
-            <w:pPr>
-              <w:cnfStyle w:val="000000000000" w:firstRow="0" w:lastRow="0" w:firstColumn="0" w:lastColumn="0" w:oddVBand="0" w:evenVBand="0" w:oddHBand="0" w:evenHBand="0" w:firstRowFirstColumn="0" w:firstRowLastColumn="0" w:lastRowFirstColumn="0" w:lastRowLastColumn="0"/>
-            </w:pPr>
-          </w:p>
-        </w:tc>
-        <w:tc>
-          <w:tcPr>
-            <w:tcW w:w="264" w:type="pct"/>
-          </w:tcPr>
-          <w:p>
-            <w:pPr>
-              <w:cnfStyle w:val="000000000000" w:firstRow="0" w:lastRow="0" w:firstColumn="0" w:lastColumn="0" w:oddVBand="0" w:evenVBand="0" w:oddHBand="0" w:evenHBand="0" w:firstRowFirstColumn="0" w:firstRowLastColumn="0" w:lastRowFirstColumn="0" w:lastRowLastColumn="0"/>
-            </w:pPr>
-          </w:p>
-        </w:tc>
-        <w:tc>
-          <w:tcPr>
-            <w:tcW w:w="264" w:type="pct"/>
-          </w:tcPr>
-          <w:p>
-            <w:pPr>
-              <w:cnfStyle w:val="000000000000" w:firstRow="0" w:lastRow="0" w:firstColumn="0" w:lastColumn="0" w:oddVBand="0" w:evenVBand="0" w:oddHBand="0" w:evenHBand="0" w:firstRowFirstColumn="0" w:firstRowLastColumn="0" w:lastRowFirstColumn="0" w:lastRowLastColumn="0"/>
-            </w:pPr>
-          </w:p>
-        </w:tc>
-        <w:tc>
-          <w:tcPr>
-            <w:tcW w:w="264" w:type="pct"/>
-          </w:tcPr>
-          <w:p>
-            <w:pPr>
-              <w:cnfStyle w:val="000000000000" w:firstRow="0" w:lastRow="0" w:firstColumn="0" w:lastColumn="0" w:oddVBand="0" w:evenVBand="0" w:oddHBand="0" w:evenHBand="0" w:firstRowFirstColumn="0" w:firstRowLastColumn="0" w:lastRowFirstColumn="0" w:lastRowLastColumn="0"/>
-            </w:pPr>
-          </w:p>
-        </w:tc>
-        <w:tc>
-          <w:tcPr>
-            <w:tcW w:w="264" w:type="pct"/>
-          </w:tcPr>
-          <w:p>
-            <w:pPr>
-              <w:cnfStyle w:val="000000000000" w:firstRow="0" w:lastRow="0" w:firstColumn="0" w:lastColumn="0" w:oddVBand="0" w:evenVBand="0" w:oddHBand="0" w:evenHBand="0" w:firstRowFirstColumn="0" w:firstRowLastColumn="0" w:lastRowFirstColumn="0" w:lastRowLastColumn="0"/>
-            </w:pPr>
-          </w:p>
-        </w:tc>
-        <w:tc>
-          <w:tcPr>
-            <w:tcW w:w="264" w:type="pct"/>
-          </w:tcPr>
-          <w:p>
-            <w:pPr>
-              <w:cnfStyle w:val="000000000000" w:firstRow="0" w:lastRow="0" w:firstColumn="0" w:lastColumn="0" w:oddVBand="0" w:evenVBand="0" w:oddHBand="0" w:evenHBand="0" w:firstRowFirstColumn="0" w:firstRowLastColumn="0" w:lastRowFirstColumn="0" w:lastRowLastColumn="0"/>
-            </w:pPr>
-          </w:p>
-        </w:tc>
-        <w:tc>
-          <w:tcPr>
-            <w:tcW w:w="264" w:type="pct"/>
-          </w:tcPr>
-          <w:p>
-            <w:pPr>
-              <w:cnfStyle w:val="000000000000" w:firstRow="0" w:lastRow="0" w:firstColumn="0" w:lastColumn="0" w:oddVBand="0" w:evenVBand="0" w:oddHBand="0" w:evenHBand="0" w:firstRowFirstColumn="0" w:firstRowLastColumn="0" w:lastRowFirstColumn="0" w:lastRowLastColumn="0"/>
-            </w:pPr>
-          </w:p>
-        </w:tc>
-        <w:tc>
-          <w:tcPr>
-            <w:tcW w:w="847" w:type="pct"/>
+            <w:tcW w:w="3163" w:type="pct"/>
+            <w:vAlign w:val="center"/>
           </w:tcPr>
           <w:p>
             <w:pPr>
@@ -888,11 +290,13 @@
       <w:tr>
         <w:trPr>
           <w:cnfStyle w:val="000000100000" w:firstRow="0" w:lastRow="0" w:firstColumn="0" w:lastColumn="0" w:oddVBand="0" w:evenVBand="0" w:oddHBand="1" w:evenHBand="0" w:firstRowFirstColumn="0" w:firstRowLastColumn="0" w:lastRowFirstColumn="0" w:lastRowLastColumn="0"/>
+          <w:trHeight w:val="510"/>
         </w:trPr>
         <w:tc>
           <w:tcPr>
             <w:cnfStyle w:val="001000000000" w:firstRow="0" w:lastRow="0" w:firstColumn="1" w:lastColumn="0" w:oddVBand="0" w:evenVBand="0" w:oddHBand="0" w:evenHBand="0" w:firstRowFirstColumn="0" w:firstRowLastColumn="0" w:lastRowFirstColumn="0" w:lastRowLastColumn="0"/>
-            <w:tcW w:w="1508" w:type="pct"/>
+            <w:tcW w:w="1837" w:type="pct"/>
+            <w:vAlign w:val="center"/>
           </w:tcPr>
           <w:p>
             <w:fldSimple w:instr=" MERGEFIELD Santri_7 ">
@@ -900,114 +304,15 @@
                 <w:rPr>
                   <w:noProof/>
                 </w:rPr>
-                <w:t>Abdullah Umar Al-Hummam</w:t>
+                <w:t>Dhafia Ramadhiani Azzahra</w:t>
               </w:r>
             </w:fldSimple>
           </w:p>
         </w:tc>
         <w:tc>
           <w:tcPr>
-            <w:tcW w:w="264" w:type="pct"/>
-          </w:tcPr>
-          <w:p>
-            <w:pPr>
-              <w:cnfStyle w:val="000000100000" w:firstRow="0" w:lastRow="0" w:firstColumn="0" w:lastColumn="0" w:oddVBand="0" w:evenVBand="0" w:oddHBand="1" w:evenHBand="0" w:firstRowFirstColumn="0" w:firstRowLastColumn="0" w:lastRowFirstColumn="0" w:lastRowLastColumn="0"/>
-            </w:pPr>
-          </w:p>
-        </w:tc>
-        <w:tc>
-          <w:tcPr>
-            <w:tcW w:w="264" w:type="pct"/>
-          </w:tcPr>
-          <w:p>
-            <w:pPr>
-              <w:cnfStyle w:val="000000100000" w:firstRow="0" w:lastRow="0" w:firstColumn="0" w:lastColumn="0" w:oddVBand="0" w:evenVBand="0" w:oddHBand="1" w:evenHBand="0" w:firstRowFirstColumn="0" w:firstRowLastColumn="0" w:lastRowFirstColumn="0" w:lastRowLastColumn="0"/>
-            </w:pPr>
-          </w:p>
-        </w:tc>
-        <w:tc>
-          <w:tcPr>
-            <w:tcW w:w="264" w:type="pct"/>
-          </w:tcPr>
-          <w:p>
-            <w:pPr>
-              <w:cnfStyle w:val="000000100000" w:firstRow="0" w:lastRow="0" w:firstColumn="0" w:lastColumn="0" w:oddVBand="0" w:evenVBand="0" w:oddHBand="1" w:evenHBand="0" w:firstRowFirstColumn="0" w:firstRowLastColumn="0" w:lastRowFirstColumn="0" w:lastRowLastColumn="0"/>
-            </w:pPr>
-          </w:p>
-        </w:tc>
-        <w:tc>
-          <w:tcPr>
-            <w:tcW w:w="264" w:type="pct"/>
-          </w:tcPr>
-          <w:p>
-            <w:pPr>
-              <w:cnfStyle w:val="000000100000" w:firstRow="0" w:lastRow="0" w:firstColumn="0" w:lastColumn="0" w:oddVBand="0" w:evenVBand="0" w:oddHBand="1" w:evenHBand="0" w:firstRowFirstColumn="0" w:firstRowLastColumn="0" w:lastRowFirstColumn="0" w:lastRowLastColumn="0"/>
-            </w:pPr>
-          </w:p>
-        </w:tc>
-        <w:tc>
-          <w:tcPr>
-            <w:tcW w:w="264" w:type="pct"/>
-          </w:tcPr>
-          <w:p>
-            <w:pPr>
-              <w:cnfStyle w:val="000000100000" w:firstRow="0" w:lastRow="0" w:firstColumn="0" w:lastColumn="0" w:oddVBand="0" w:evenVBand="0" w:oddHBand="1" w:evenHBand="0" w:firstRowFirstColumn="0" w:firstRowLastColumn="0" w:lastRowFirstColumn="0" w:lastRowLastColumn="0"/>
-            </w:pPr>
-          </w:p>
-        </w:tc>
-        <w:tc>
-          <w:tcPr>
-            <w:tcW w:w="264" w:type="pct"/>
-          </w:tcPr>
-          <w:p>
-            <w:pPr>
-              <w:cnfStyle w:val="000000100000" w:firstRow="0" w:lastRow="0" w:firstColumn="0" w:lastColumn="0" w:oddVBand="0" w:evenVBand="0" w:oddHBand="1" w:evenHBand="0" w:firstRowFirstColumn="0" w:firstRowLastColumn="0" w:lastRowFirstColumn="0" w:lastRowLastColumn="0"/>
-            </w:pPr>
-          </w:p>
-        </w:tc>
-        <w:tc>
-          <w:tcPr>
-            <w:tcW w:w="264" w:type="pct"/>
-          </w:tcPr>
-          <w:p>
-            <w:pPr>
-              <w:cnfStyle w:val="000000100000" w:firstRow="0" w:lastRow="0" w:firstColumn="0" w:lastColumn="0" w:oddVBand="0" w:evenVBand="0" w:oddHBand="1" w:evenHBand="0" w:firstRowFirstColumn="0" w:firstRowLastColumn="0" w:lastRowFirstColumn="0" w:lastRowLastColumn="0"/>
-            </w:pPr>
-          </w:p>
-        </w:tc>
-        <w:tc>
-          <w:tcPr>
-            <w:tcW w:w="264" w:type="pct"/>
-          </w:tcPr>
-          <w:p>
-            <w:pPr>
-              <w:cnfStyle w:val="000000100000" w:firstRow="0" w:lastRow="0" w:firstColumn="0" w:lastColumn="0" w:oddVBand="0" w:evenVBand="0" w:oddHBand="1" w:evenHBand="0" w:firstRowFirstColumn="0" w:firstRowLastColumn="0" w:lastRowFirstColumn="0" w:lastRowLastColumn="0"/>
-            </w:pPr>
-          </w:p>
-        </w:tc>
-        <w:tc>
-          <w:tcPr>
-            <w:tcW w:w="264" w:type="pct"/>
-          </w:tcPr>
-          <w:p>
-            <w:pPr>
-              <w:cnfStyle w:val="000000100000" w:firstRow="0" w:lastRow="0" w:firstColumn="0" w:lastColumn="0" w:oddVBand="0" w:evenVBand="0" w:oddHBand="1" w:evenHBand="0" w:firstRowFirstColumn="0" w:firstRowLastColumn="0" w:lastRowFirstColumn="0" w:lastRowLastColumn="0"/>
-            </w:pPr>
-          </w:p>
-        </w:tc>
-        <w:tc>
-          <w:tcPr>
-            <w:tcW w:w="264" w:type="pct"/>
-          </w:tcPr>
-          <w:p>
-            <w:pPr>
-              <w:cnfStyle w:val="000000100000" w:firstRow="0" w:lastRow="0" w:firstColumn="0" w:lastColumn="0" w:oddVBand="0" w:evenVBand="0" w:oddHBand="1" w:evenHBand="0" w:firstRowFirstColumn="0" w:firstRowLastColumn="0" w:lastRowFirstColumn="0" w:lastRowLastColumn="0"/>
-            </w:pPr>
-          </w:p>
-        </w:tc>
-        <w:tc>
-          <w:tcPr>
-            <w:tcW w:w="847" w:type="pct"/>
+            <w:tcW w:w="3163" w:type="pct"/>
+            <w:vAlign w:val="center"/>
           </w:tcPr>
           <w:p>
             <w:pPr>
@@ -1019,12 +324,6 @@
     </w:tbl>
     <w:p/>
     <w:p>
-      <w:pPr>
-        <w:rPr>
-          <w:b/>
-          <w:bCs/>
-        </w:rPr>
-      </w:pPr>
       <w:r>
         <w:t xml:space="preserve">Website soal ujian: </w:t>
       </w:r>
@@ -1033,24 +332,26 @@
           <w:b/>
           <w:bCs/>
         </w:rPr>
-        <w:t>kosakata-masjid.surge.sh</w:t>
+        <w:t xml:space="preserve">islah.mabaiz.com </w:t>
+      </w:r>
+      <w:r>
+        <w:t>(pada menu Tes)</w:t>
+      </w:r>
+    </w:p>
+    <w:p>
+      <w:pPr>
+        <w:rPr>
+          <w:b/>
+          <w:bCs/>
+        </w:rPr>
+      </w:pPr>
+      <w:r>
+        <w:t>Tes Bahasa hanya pada Sabtu-Ahad, 25-26 April 2026</w:t>
       </w:r>
     </w:p>
     <w:p>
       <w:r>
-        <w:t xml:space="preserve">Beri ceklis pada kolom penilaian dan total jawaban yang benar di kolom total (Contoh: </w:t>
-      </w:r>
-      <w:r>
-        <w:t>“</w:t>
-      </w:r>
-      <w:r>
-        <w:t>10</w:t>
-      </w:r>
-      <w:r>
-        <w:t>”</w:t>
-      </w:r>
-      <w:r>
-        <w:t xml:space="preserve"> jika benar semua)</w:t>
+        <w:t>Jika nilai santri di bawah 70, maka dites ulang hingga nilai santri 70 atau lebih</w:t>
       </w:r>
     </w:p>
     <w:p>
